--- a/idris/PHP Vue/Idris_Sadiq.docx
+++ b/idris/PHP Vue/Idris_Sadiq.docx
@@ -47,7 +47,6 @@
               <w:spacing w:after="40"/>
               <w:jc w:val="center"/>
             </w:pPr>
-            <w:proofErr w:type="spellStart"/>
             <w:r>
               <w:rPr>
                 <w:rFonts w:ascii="Arial" w:eastAsia="Arial" w:hAnsi="Arial" w:cs="Arial"/>
@@ -57,33 +56,8 @@
                 <w:sz w:val="48"/>
                 <w:szCs w:val="48"/>
               </w:rPr>
-              <w:t>Idris</w:t>
+              <w:t>Idris Sadiq</w:t>
             </w:r>
-            <w:proofErr w:type="spellEnd"/>
-            <w:r>
-              <w:rPr>
-                <w:rFonts w:ascii="Arial" w:eastAsia="Arial" w:hAnsi="Arial" w:cs="Arial"/>
-                <w:b/>
-                <w:bCs/>
-                <w:color w:val="FFFFFF"/>
-                <w:sz w:val="48"/>
-                <w:szCs w:val="48"/>
-              </w:rPr>
-              <w:t xml:space="preserve"> </w:t>
-            </w:r>
-            <w:proofErr w:type="spellStart"/>
-            <w:r>
-              <w:rPr>
-                <w:rFonts w:ascii="Arial" w:eastAsia="Arial" w:hAnsi="Arial" w:cs="Arial"/>
-                <w:b/>
-                <w:bCs/>
-                <w:color w:val="FFFFFF"/>
-                <w:sz w:val="48"/>
-                <w:szCs w:val="48"/>
-              </w:rPr>
-              <w:t>Sadiq</w:t>
-            </w:r>
-            <w:proofErr w:type="spellEnd"/>
           </w:p>
           <w:p>
             <w:pPr>
@@ -104,41 +78,27 @@
             <w:pPr>
               <w:spacing w:after="40"/>
               <w:jc w:val="center"/>
+              <w:rPr>
+                <w:rFonts w:ascii="Arial" w:eastAsia="Arial" w:hAnsi="Arial" w:cs="Arial"/>
+                <w:color w:val="BBBBBB"/>
+              </w:rPr>
             </w:pPr>
             <w:r>
               <w:rPr>
                 <w:rFonts w:ascii="Arial" w:eastAsia="Arial" w:hAnsi="Arial" w:cs="Arial"/>
                 <w:color w:val="BBBBBB"/>
               </w:rPr>
-              <w:t xml:space="preserve">Idrissadiq.pro@outlook.com  </w:t>
+              <w:t>Idrissdev@outlook.com | +1 (424) 458-6548 | Spring Valley, California, United States</w:t>
+            </w:r>
+            <w:r>
+              <w:t xml:space="preserve"> </w:t>
             </w:r>
             <w:r>
               <w:rPr>
                 <w:rFonts w:ascii="Arial" w:eastAsia="Arial" w:hAnsi="Arial" w:cs="Arial"/>
                 <w:color w:val="BBBBBB"/>
               </w:rPr>
-              <w:t>+1 (424) 458-6548</w:t>
-            </w:r>
-            <w:r>
-              <w:rPr>
-                <w:rFonts w:ascii="Arial" w:eastAsia="Arial" w:hAnsi="Arial" w:cs="Arial"/>
-                <w:color w:val="BBBBBB"/>
-              </w:rPr>
-              <w:t xml:space="preserve">|  </w:t>
-            </w:r>
-            <w:r>
-              <w:rPr>
-                <w:rFonts w:ascii="Arial" w:eastAsia="Arial" w:hAnsi="Arial" w:cs="Arial"/>
-                <w:color w:val="BBBBBB"/>
-              </w:rPr>
-              <w:t>Spring Valley</w:t>
-            </w:r>
-            <w:r>
-              <w:rPr>
-                <w:rFonts w:ascii="Arial" w:eastAsia="Arial" w:hAnsi="Arial" w:cs="Arial"/>
-                <w:color w:val="BBBBBB"/>
-              </w:rPr>
-              <w:t>, California, United States</w:t>
+              <w:t xml:space="preserve">https://www.linkedin.com/in/idris-sadiq-1b824b3b4 </w:t>
             </w:r>
           </w:p>
           <w:p>
@@ -150,15 +110,10 @@
                 <w:rFonts w:ascii="Arial" w:eastAsia="Arial" w:hAnsi="Arial" w:cs="Arial"/>
                 <w:color w:val="BBBBBB"/>
               </w:rPr>
-              <w:t xml:space="preserve">LinkedIn: </w:t>
+              <w:t>US citizen | White | English (Native)</w:t>
             </w:r>
-            <w:r>
-              <w:rPr>
-                <w:rFonts w:ascii="Arial" w:eastAsia="Arial" w:hAnsi="Arial" w:cs="Arial"/>
-                <w:color w:val="BBBBBB"/>
-              </w:rPr>
-              <w:t>https://www.linkedin.com/in/idris-sadiq-0640ab3b4/</w:t>
-            </w:r>
+            <w:bookmarkStart w:id="0" w:name="_GoBack"/>
+            <w:bookmarkEnd w:id="0"/>
           </w:p>
         </w:tc>
       </w:tr>
@@ -207,7 +162,6 @@
         </w:rPr>
         <w:t xml:space="preserve"> with ~10 years delivering </w:t>
       </w:r>
-      <w:proofErr w:type="spellStart"/>
       <w:r>
         <w:rPr>
           <w:rStyle w:val="Strong"/>
@@ -215,7 +169,6 @@
         </w:rPr>
         <w:t>Vue</w:t>
       </w:r>
-      <w:proofErr w:type="spellEnd"/>
       <w:r>
         <w:rPr>
           <w:rFonts w:ascii="Arial" w:hAnsi="Arial" w:cs="Arial"/>
@@ -365,7 +318,6 @@
         </w:rPr>
         <w:t xml:space="preserve">, and </w:t>
       </w:r>
-      <w:proofErr w:type="spellStart"/>
       <w:r>
         <w:rPr>
           <w:rStyle w:val="Strong"/>
@@ -373,7 +325,6 @@
         </w:rPr>
         <w:t>observability</w:t>
       </w:r>
-      <w:proofErr w:type="spellEnd"/>
       <w:r>
         <w:rPr>
           <w:rFonts w:ascii="Arial" w:hAnsi="Arial" w:cs="Arial"/>
@@ -451,55 +402,7 @@
           <w:rFonts w:ascii="Arial" w:hAnsi="Arial" w:cs="Arial"/>
           <w:sz w:val="18"/>
         </w:rPr>
-        <w:t xml:space="preserve"> </w:t>
-      </w:r>
-      <w:proofErr w:type="spellStart"/>
-      <w:r>
-        <w:rPr>
-          <w:rFonts w:ascii="Arial" w:hAnsi="Arial" w:cs="Arial"/>
-          <w:sz w:val="18"/>
-        </w:rPr>
-        <w:t>Vue</w:t>
-      </w:r>
-      <w:proofErr w:type="spellEnd"/>
-      <w:r>
-        <w:rPr>
-          <w:rFonts w:ascii="Arial" w:hAnsi="Arial" w:cs="Arial"/>
-          <w:sz w:val="18"/>
-        </w:rPr>
-        <w:t xml:space="preserve">, </w:t>
-      </w:r>
-      <w:proofErr w:type="spellStart"/>
-      <w:r>
-        <w:rPr>
-          <w:rFonts w:ascii="Arial" w:hAnsi="Arial" w:cs="Arial"/>
-          <w:sz w:val="18"/>
-        </w:rPr>
-        <w:t>Nuxt</w:t>
-      </w:r>
-      <w:proofErr w:type="spellEnd"/>
-      <w:r>
-        <w:rPr>
-          <w:rFonts w:ascii="Arial" w:hAnsi="Arial" w:cs="Arial"/>
-          <w:sz w:val="18"/>
-        </w:rPr>
-        <w:t xml:space="preserve">, </w:t>
-      </w:r>
-      <w:proofErr w:type="spellStart"/>
-      <w:r>
-        <w:rPr>
-          <w:rFonts w:ascii="Arial" w:hAnsi="Arial" w:cs="Arial"/>
-          <w:sz w:val="18"/>
-        </w:rPr>
-        <w:t>TypeScript</w:t>
-      </w:r>
-      <w:proofErr w:type="spellEnd"/>
-      <w:r>
-        <w:rPr>
-          <w:rFonts w:ascii="Arial" w:hAnsi="Arial" w:cs="Arial"/>
-          <w:sz w:val="18"/>
-        </w:rPr>
-        <w:t>, JavaScript, component-driven UI, state management patterns, routing, forms/validation, design systems, Storybook-style documentation, accessibility-minded UI, performance profiling, i18n patterns</w:t>
+        <w:t xml:space="preserve"> Vue, Nuxt, TypeScript, JavaScript, component-driven UI, state management patterns, routing, forms/validation, design systems, Storybook-style documentation, accessibility-minded UI, performance profiling, i18n patterns</w:t>
       </w:r>
     </w:p>
     <w:p>
@@ -535,71 +438,14 @@
           <w:rFonts w:ascii="Arial" w:hAnsi="Arial" w:cs="Arial"/>
           <w:sz w:val="18"/>
         </w:rPr>
-        <w:t xml:space="preserve">, </w:t>
-      </w:r>
-      <w:proofErr w:type="spellStart"/>
-      <w:r>
-        <w:rPr>
-          <w:rFonts w:ascii="Arial" w:hAnsi="Arial" w:cs="Arial"/>
-          <w:sz w:val="18"/>
-        </w:rPr>
-        <w:t>Laravel</w:t>
-      </w:r>
-      <w:proofErr w:type="spellEnd"/>
-      <w:r>
-        <w:rPr>
-          <w:rFonts w:ascii="Arial" w:hAnsi="Arial" w:cs="Arial"/>
-          <w:sz w:val="18"/>
-        </w:rPr>
-        <w:t xml:space="preserve">, </w:t>
-      </w:r>
-      <w:proofErr w:type="spellStart"/>
-      <w:r>
-        <w:rPr>
-          <w:rFonts w:ascii="Arial" w:hAnsi="Arial" w:cs="Arial"/>
-          <w:sz w:val="18"/>
-        </w:rPr>
-        <w:t>Symfony</w:t>
-      </w:r>
-      <w:proofErr w:type="spellEnd"/>
-      <w:r>
-        <w:rPr>
-          <w:rFonts w:ascii="Arial" w:hAnsi="Arial" w:cs="Arial"/>
-          <w:sz w:val="18"/>
-        </w:rPr>
-        <w:t xml:space="preserve"> exposure, REST, </w:t>
-      </w:r>
-      <w:proofErr w:type="spellStart"/>
-      <w:r>
-        <w:rPr>
-          <w:rFonts w:ascii="Arial" w:hAnsi="Arial" w:cs="Arial"/>
-          <w:sz w:val="18"/>
-        </w:rPr>
-        <w:t>webhooks</w:t>
-      </w:r>
-      <w:proofErr w:type="spellEnd"/>
-      <w:r>
-        <w:rPr>
-          <w:rFonts w:ascii="Arial" w:hAnsi="Arial" w:cs="Arial"/>
-          <w:sz w:val="18"/>
-        </w:rPr>
-        <w:t xml:space="preserve">, background jobs, </w:t>
-      </w:r>
-      <w:proofErr w:type="spellStart"/>
-      <w:r>
-        <w:rPr>
-          <w:rFonts w:ascii="Arial" w:hAnsi="Arial" w:cs="Arial"/>
-          <w:sz w:val="18"/>
-        </w:rPr>
-        <w:t>idempotency</w:t>
-      </w:r>
-      <w:proofErr w:type="spellEnd"/>
-      <w:r>
-        <w:rPr>
-          <w:rFonts w:ascii="Arial" w:hAnsi="Arial" w:cs="Arial"/>
-          <w:sz w:val="18"/>
-        </w:rPr>
-        <w:t>, caching strategies, rate limiting, pagination/filtering/sorting contracts, file/media workflows, secure-by-default design</w:t>
+        <w:t>, Laravel</w:t>
+      </w:r>
+      <w:r>
+        <w:rPr>
+          <w:rFonts w:ascii="Arial" w:hAnsi="Arial" w:cs="Arial"/>
+          <w:sz w:val="18"/>
+        </w:rPr>
+        <w:t>, Symfony exposure, REST, webhooks, background jobs, idempotency, caching strategies, rate limiting, pagination/filtering/sorting contracts, file/media workflows, secure-by-default design</w:t>
       </w:r>
     </w:p>
     <w:p>
@@ -635,25 +481,8 @@
           <w:rFonts w:ascii="Arial" w:hAnsi="Arial" w:cs="Arial"/>
           <w:sz w:val="18"/>
         </w:rPr>
-        <w:t xml:space="preserve">: </w:t>
-      </w:r>
-      <w:proofErr w:type="spellStart"/>
-      <w:r>
-        <w:rPr>
-          <w:rFonts w:ascii="Arial" w:hAnsi="Arial" w:cs="Arial"/>
-          <w:sz w:val="18"/>
-        </w:rPr>
-        <w:t>PostgreSQL</w:t>
-      </w:r>
-      <w:proofErr w:type="spellEnd"/>
-      <w:r>
-        <w:rPr>
-          <w:rFonts w:ascii="Arial" w:hAnsi="Arial" w:cs="Arial"/>
-          <w:sz w:val="18"/>
-        </w:rPr>
-        <w:t xml:space="preserve">, MySQL, SQL Server | </w:t>
-      </w:r>
-      <w:proofErr w:type="spellStart"/>
+        <w:t xml:space="preserve">: PostgreSQL, MySQL, SQL Server | </w:t>
+      </w:r>
       <w:r>
         <w:rPr>
           <w:rFonts w:ascii="Arial" w:hAnsi="Arial" w:cs="Arial"/>
@@ -662,61 +491,12 @@
         </w:rPr>
         <w:t>NoSQL</w:t>
       </w:r>
-      <w:proofErr w:type="spellEnd"/>
-      <w:r>
-        <w:rPr>
-          <w:rFonts w:ascii="Arial" w:hAnsi="Arial" w:cs="Arial"/>
-          <w:sz w:val="18"/>
-        </w:rPr>
-        <w:t xml:space="preserve">: </w:t>
-      </w:r>
-      <w:proofErr w:type="spellStart"/>
-      <w:r>
-        <w:rPr>
-          <w:rFonts w:ascii="Arial" w:hAnsi="Arial" w:cs="Arial"/>
-          <w:sz w:val="18"/>
-        </w:rPr>
-        <w:t>Redis</w:t>
-      </w:r>
-      <w:proofErr w:type="spellEnd"/>
-      <w:r>
-        <w:rPr>
-          <w:rFonts w:ascii="Arial" w:hAnsi="Arial" w:cs="Arial"/>
-          <w:sz w:val="18"/>
-        </w:rPr>
-        <w:t xml:space="preserve">, </w:t>
-      </w:r>
-      <w:proofErr w:type="spellStart"/>
-      <w:r>
-        <w:rPr>
-          <w:rFonts w:ascii="Arial" w:hAnsi="Arial" w:cs="Arial"/>
-          <w:sz w:val="18"/>
-        </w:rPr>
-        <w:t>MongoDB</w:t>
-      </w:r>
-      <w:proofErr w:type="spellEnd"/>
-      <w:r>
-        <w:rPr>
-          <w:rFonts w:ascii="Arial" w:hAnsi="Arial" w:cs="Arial"/>
-          <w:sz w:val="18"/>
-        </w:rPr>
-        <w:t xml:space="preserve">, </w:t>
-      </w:r>
-      <w:proofErr w:type="spellStart"/>
-      <w:r>
-        <w:rPr>
-          <w:rFonts w:ascii="Arial" w:hAnsi="Arial" w:cs="Arial"/>
-          <w:sz w:val="18"/>
-        </w:rPr>
-        <w:t>DynamoDB</w:t>
-      </w:r>
-      <w:proofErr w:type="spellEnd"/>
-      <w:r>
-        <w:rPr>
-          <w:rFonts w:ascii="Arial" w:hAnsi="Arial" w:cs="Arial"/>
-          <w:sz w:val="18"/>
-        </w:rPr>
-        <w:t xml:space="preserve"> | </w:t>
+      <w:r>
+        <w:rPr>
+          <w:rFonts w:ascii="Arial" w:hAnsi="Arial" w:cs="Arial"/>
+          <w:sz w:val="18"/>
+        </w:rPr>
+        <w:t xml:space="preserve">: Redis, MongoDB, DynamoDB | </w:t>
       </w:r>
       <w:r>
         <w:rPr>
@@ -731,23 +511,7 @@
           <w:rFonts w:ascii="Arial" w:hAnsi="Arial" w:cs="Arial"/>
           <w:sz w:val="18"/>
         </w:rPr>
-        <w:t xml:space="preserve">: AWS SQS/SNS, Kafka, </w:t>
-      </w:r>
-      <w:proofErr w:type="spellStart"/>
-      <w:r>
-        <w:rPr>
-          <w:rFonts w:ascii="Arial" w:hAnsi="Arial" w:cs="Arial"/>
-          <w:sz w:val="18"/>
-        </w:rPr>
-        <w:t>RabbitMQ</w:t>
-      </w:r>
-      <w:proofErr w:type="spellEnd"/>
-      <w:r>
-        <w:rPr>
-          <w:rFonts w:ascii="Arial" w:hAnsi="Arial" w:cs="Arial"/>
-          <w:sz w:val="18"/>
-        </w:rPr>
-        <w:t xml:space="preserve"> | </w:t>
+        <w:t xml:space="preserve">: AWS SQS/SNS, Kafka, RabbitMQ | </w:t>
       </w:r>
       <w:r>
         <w:rPr>
@@ -762,33 +526,8 @@
           <w:rFonts w:ascii="Arial" w:hAnsi="Arial" w:cs="Arial"/>
           <w:sz w:val="18"/>
         </w:rPr>
-        <w:t xml:space="preserve">: </w:t>
-      </w:r>
-      <w:proofErr w:type="spellStart"/>
-      <w:r>
-        <w:rPr>
-          <w:rFonts w:ascii="Arial" w:hAnsi="Arial" w:cs="Arial"/>
-          <w:sz w:val="18"/>
-        </w:rPr>
-        <w:t>Elasticsearch</w:t>
-      </w:r>
-      <w:proofErr w:type="spellEnd"/>
-      <w:r>
-        <w:rPr>
-          <w:rFonts w:ascii="Arial" w:hAnsi="Arial" w:cs="Arial"/>
-          <w:sz w:val="18"/>
-        </w:rPr>
-        <w:t xml:space="preserve">, OpenSearch | Analytics: Redshift, </w:t>
-      </w:r>
-      <w:proofErr w:type="spellStart"/>
-      <w:r>
-        <w:rPr>
-          <w:rFonts w:ascii="Arial" w:hAnsi="Arial" w:cs="Arial"/>
-          <w:sz w:val="18"/>
-        </w:rPr>
-        <w:t>BigQuery</w:t>
-      </w:r>
-      <w:proofErr w:type="spellEnd"/>
+        <w:t>: Elasticsearch, OpenSearch | Analytics: Redshift, BigQuery</w:t>
+      </w:r>
     </w:p>
     <w:p>
       <w:pPr>
@@ -809,112 +548,51 @@
           <w:b/>
           <w:sz w:val="18"/>
         </w:rPr>
-        <w:t xml:space="preserve">Cloud &amp; </w:t>
-      </w:r>
-      <w:proofErr w:type="spellStart"/>
+        <w:t>Cloud &amp; DevOps —</w:t>
+      </w:r>
+      <w:r>
+        <w:rPr>
+          <w:rFonts w:ascii="Arial" w:hAnsi="Arial" w:cs="Arial"/>
+          <w:sz w:val="18"/>
+        </w:rPr>
+        <w:t xml:space="preserve"> </w:t>
+      </w:r>
+      <w:r>
+        <w:rPr>
+          <w:rFonts w:ascii="Arial" w:hAnsi="Arial" w:cs="Arial"/>
+          <w:sz w:val="18"/>
+        </w:rPr>
+        <w:t xml:space="preserve">Docker, Kubernetes, Helm, Argo CD, GitOps, Terraform, CloudFormation | </w:t>
+      </w:r>
       <w:r>
         <w:rPr>
           <w:rFonts w:ascii="Arial" w:hAnsi="Arial" w:cs="Arial"/>
           <w:b/>
           <w:sz w:val="18"/>
         </w:rPr>
-        <w:t>DevOps</w:t>
-      </w:r>
-      <w:proofErr w:type="spellEnd"/>
+        <w:t>AWS</w:t>
+      </w:r>
+      <w:r>
+        <w:rPr>
+          <w:rFonts w:ascii="Arial" w:hAnsi="Arial" w:cs="Arial"/>
+          <w:sz w:val="18"/>
+        </w:rPr>
+        <w:t xml:space="preserve">: EKS, ECS, EC2, Lambda, API Gateway, S3, CloudFront, RDS, DynamoDB, ElastiCache, EventBridge, Step Functions, IAM | </w:t>
+      </w:r>
       <w:r>
         <w:rPr>
           <w:rFonts w:ascii="Arial" w:hAnsi="Arial" w:cs="Arial"/>
           <w:b/>
           <w:sz w:val="18"/>
         </w:rPr>
-        <w:t xml:space="preserve"> —</w:t>
-      </w:r>
-      <w:r>
-        <w:rPr>
-          <w:rFonts w:ascii="Arial" w:hAnsi="Arial" w:cs="Arial"/>
-          <w:sz w:val="18"/>
-        </w:rPr>
-        <w:t xml:space="preserve"> </w:t>
-      </w:r>
-      <w:proofErr w:type="spellStart"/>
-      <w:r>
-        <w:rPr>
-          <w:rFonts w:ascii="Arial" w:hAnsi="Arial" w:cs="Arial"/>
-          <w:sz w:val="18"/>
-        </w:rPr>
-        <w:t>Docker</w:t>
-      </w:r>
-      <w:proofErr w:type="spellEnd"/>
-      <w:r>
-        <w:rPr>
-          <w:rFonts w:ascii="Arial" w:hAnsi="Arial" w:cs="Arial"/>
-          <w:sz w:val="18"/>
-        </w:rPr>
-        <w:t xml:space="preserve">, </w:t>
-      </w:r>
-      <w:proofErr w:type="spellStart"/>
-      <w:r>
-        <w:rPr>
-          <w:rFonts w:ascii="Arial" w:hAnsi="Arial" w:cs="Arial"/>
-          <w:sz w:val="18"/>
-        </w:rPr>
-        <w:t>Kubernetes</w:t>
-      </w:r>
-      <w:proofErr w:type="spellEnd"/>
-      <w:r>
-        <w:rPr>
-          <w:rFonts w:ascii="Arial" w:hAnsi="Arial" w:cs="Arial"/>
-          <w:sz w:val="18"/>
-        </w:rPr>
-        <w:t xml:space="preserve">, Helm, Argo CD, </w:t>
-      </w:r>
-      <w:proofErr w:type="spellStart"/>
-      <w:r>
-        <w:rPr>
-          <w:rFonts w:ascii="Arial" w:hAnsi="Arial" w:cs="Arial"/>
-          <w:sz w:val="18"/>
-        </w:rPr>
-        <w:t>GitOps</w:t>
-      </w:r>
-      <w:proofErr w:type="spellEnd"/>
-      <w:r>
-        <w:rPr>
-          <w:rFonts w:ascii="Arial" w:hAnsi="Arial" w:cs="Arial"/>
-          <w:sz w:val="18"/>
-        </w:rPr>
-        <w:t xml:space="preserve">, </w:t>
-      </w:r>
-      <w:proofErr w:type="spellStart"/>
-      <w:r>
-        <w:rPr>
-          <w:rFonts w:ascii="Arial" w:hAnsi="Arial" w:cs="Arial"/>
-          <w:sz w:val="18"/>
-        </w:rPr>
-        <w:t>Terraform</w:t>
-      </w:r>
-      <w:proofErr w:type="spellEnd"/>
-      <w:r>
-        <w:rPr>
-          <w:rFonts w:ascii="Arial" w:hAnsi="Arial" w:cs="Arial"/>
-          <w:sz w:val="18"/>
-        </w:rPr>
-        <w:t xml:space="preserve">, </w:t>
-      </w:r>
-      <w:proofErr w:type="spellStart"/>
-      <w:r>
-        <w:rPr>
-          <w:rFonts w:ascii="Arial" w:hAnsi="Arial" w:cs="Arial"/>
-          <w:sz w:val="18"/>
-        </w:rPr>
-        <w:t>CloudFormation</w:t>
-      </w:r>
-      <w:proofErr w:type="spellEnd"/>
-      <w:r>
-        <w:rPr>
-          <w:rFonts w:ascii="Arial" w:hAnsi="Arial" w:cs="Arial"/>
-          <w:sz w:val="18"/>
-        </w:rPr>
-        <w:t xml:space="preserve"> | </w:t>
+        <w:t>Azure</w:t>
+      </w:r>
+      <w:r>
+        <w:rPr>
+          <w:rFonts w:ascii="Arial" w:hAnsi="Arial" w:cs="Arial"/>
+          <w:sz w:val="18"/>
+        </w:rPr>
+        <w:t xml:space="preserve">: AKS, App Service, Azure SQL, Service Bus, Key Vault, Application Insights | GCP: GKE, Cloud Run, Pub/Sub, Cloud Storage, BigQuery (consumer/integrator) | </w:t>
       </w:r>
       <w:r>
         <w:rPr>
@@ -922,116 +600,6 @@
           <w:b/>
           <w:sz w:val="18"/>
         </w:rPr>
-        <w:t>AWS</w:t>
-      </w:r>
-      <w:r>
-        <w:rPr>
-          <w:rFonts w:ascii="Arial" w:hAnsi="Arial" w:cs="Arial"/>
-          <w:sz w:val="18"/>
-        </w:rPr>
-        <w:t xml:space="preserve">: EKS, ECS, EC2, Lambda, API Gateway, S3, </w:t>
-      </w:r>
-      <w:proofErr w:type="spellStart"/>
-      <w:r>
-        <w:rPr>
-          <w:rFonts w:ascii="Arial" w:hAnsi="Arial" w:cs="Arial"/>
-          <w:sz w:val="18"/>
-        </w:rPr>
-        <w:t>CloudFront</w:t>
-      </w:r>
-      <w:proofErr w:type="spellEnd"/>
-      <w:r>
-        <w:rPr>
-          <w:rFonts w:ascii="Arial" w:hAnsi="Arial" w:cs="Arial"/>
-          <w:sz w:val="18"/>
-        </w:rPr>
-        <w:t xml:space="preserve">, RDS, </w:t>
-      </w:r>
-      <w:proofErr w:type="spellStart"/>
-      <w:r>
-        <w:rPr>
-          <w:rFonts w:ascii="Arial" w:hAnsi="Arial" w:cs="Arial"/>
-          <w:sz w:val="18"/>
-        </w:rPr>
-        <w:t>DynamoDB</w:t>
-      </w:r>
-      <w:proofErr w:type="spellEnd"/>
-      <w:r>
-        <w:rPr>
-          <w:rFonts w:ascii="Arial" w:hAnsi="Arial" w:cs="Arial"/>
-          <w:sz w:val="18"/>
-        </w:rPr>
-        <w:t xml:space="preserve">, </w:t>
-      </w:r>
-      <w:proofErr w:type="spellStart"/>
-      <w:r>
-        <w:rPr>
-          <w:rFonts w:ascii="Arial" w:hAnsi="Arial" w:cs="Arial"/>
-          <w:sz w:val="18"/>
-        </w:rPr>
-        <w:t>ElastiCache</w:t>
-      </w:r>
-      <w:proofErr w:type="spellEnd"/>
-      <w:r>
-        <w:rPr>
-          <w:rFonts w:ascii="Arial" w:hAnsi="Arial" w:cs="Arial"/>
-          <w:sz w:val="18"/>
-        </w:rPr>
-        <w:t xml:space="preserve">, </w:t>
-      </w:r>
-      <w:proofErr w:type="spellStart"/>
-      <w:r>
-        <w:rPr>
-          <w:rFonts w:ascii="Arial" w:hAnsi="Arial" w:cs="Arial"/>
-          <w:sz w:val="18"/>
-        </w:rPr>
-        <w:t>EventBridge</w:t>
-      </w:r>
-      <w:proofErr w:type="spellEnd"/>
-      <w:r>
-        <w:rPr>
-          <w:rFonts w:ascii="Arial" w:hAnsi="Arial" w:cs="Arial"/>
-          <w:sz w:val="18"/>
-        </w:rPr>
-        <w:t xml:space="preserve">, Step Functions, IAM | </w:t>
-      </w:r>
-      <w:r>
-        <w:rPr>
-          <w:rFonts w:ascii="Arial" w:hAnsi="Arial" w:cs="Arial"/>
-          <w:b/>
-          <w:sz w:val="18"/>
-        </w:rPr>
-        <w:t>Azure</w:t>
-      </w:r>
-      <w:r>
-        <w:rPr>
-          <w:rFonts w:ascii="Arial" w:hAnsi="Arial" w:cs="Arial"/>
-          <w:sz w:val="18"/>
-        </w:rPr>
-        <w:t xml:space="preserve">: AKS, App Service, Azure SQL, Service Bus, Key Vault, Application Insights | GCP: GKE, Cloud Run, Pub/Sub, Cloud Storage, </w:t>
-      </w:r>
-      <w:proofErr w:type="spellStart"/>
-      <w:r>
-        <w:rPr>
-          <w:rFonts w:ascii="Arial" w:hAnsi="Arial" w:cs="Arial"/>
-          <w:sz w:val="18"/>
-        </w:rPr>
-        <w:t>BigQuery</w:t>
-      </w:r>
-      <w:proofErr w:type="spellEnd"/>
-      <w:r>
-        <w:rPr>
-          <w:rFonts w:ascii="Arial" w:hAnsi="Arial" w:cs="Arial"/>
-          <w:sz w:val="18"/>
-        </w:rPr>
-        <w:t xml:space="preserve"> (consumer/integrator) | </w:t>
-      </w:r>
-      <w:r>
-        <w:rPr>
-          <w:rFonts w:ascii="Arial" w:hAnsi="Arial" w:cs="Arial"/>
-          <w:b/>
-          <w:sz w:val="18"/>
-        </w:rPr>
         <w:t>CI/CD</w:t>
       </w:r>
       <w:r>
@@ -1039,65 +607,8 @@
           <w:rFonts w:ascii="Arial" w:hAnsi="Arial" w:cs="Arial"/>
           <w:sz w:val="18"/>
         </w:rPr>
-        <w:t xml:space="preserve">: </w:t>
-      </w:r>
-      <w:proofErr w:type="spellStart"/>
-      <w:r>
-        <w:rPr>
-          <w:rFonts w:ascii="Arial" w:hAnsi="Arial" w:cs="Arial"/>
-          <w:sz w:val="18"/>
-        </w:rPr>
-        <w:t>GitHub</w:t>
-      </w:r>
-      <w:proofErr w:type="spellEnd"/>
-      <w:r>
-        <w:rPr>
-          <w:rFonts w:ascii="Arial" w:hAnsi="Arial" w:cs="Arial"/>
-          <w:sz w:val="18"/>
-        </w:rPr>
-        <w:t xml:space="preserve"> Actions, </w:t>
-      </w:r>
-      <w:proofErr w:type="spellStart"/>
-      <w:r>
-        <w:rPr>
-          <w:rFonts w:ascii="Arial" w:hAnsi="Arial" w:cs="Arial"/>
-          <w:sz w:val="18"/>
-        </w:rPr>
-        <w:t>GitLab</w:t>
-      </w:r>
-      <w:proofErr w:type="spellEnd"/>
-      <w:r>
-        <w:rPr>
-          <w:rFonts w:ascii="Arial" w:hAnsi="Arial" w:cs="Arial"/>
-          <w:sz w:val="18"/>
-        </w:rPr>
-        <w:t xml:space="preserve"> CI, Jenkins, Azure </w:t>
-      </w:r>
-      <w:proofErr w:type="spellStart"/>
-      <w:r>
-        <w:rPr>
-          <w:rFonts w:ascii="Arial" w:hAnsi="Arial" w:cs="Arial"/>
-          <w:sz w:val="18"/>
-        </w:rPr>
-        <w:t>DevOps</w:t>
-      </w:r>
-      <w:proofErr w:type="spellEnd"/>
-      <w:r>
-        <w:rPr>
-          <w:rFonts w:ascii="Arial" w:hAnsi="Arial" w:cs="Arial"/>
-          <w:sz w:val="18"/>
-        </w:rPr>
-        <w:t xml:space="preserve">, </w:t>
-      </w:r>
-      <w:proofErr w:type="spellStart"/>
-      <w:r>
-        <w:rPr>
-          <w:rFonts w:ascii="Arial" w:hAnsi="Arial" w:cs="Arial"/>
-          <w:sz w:val="18"/>
-        </w:rPr>
-        <w:t>CircleCI</w:t>
-      </w:r>
-      <w:proofErr w:type="spellEnd"/>
+        <w:t>: GitHub Actions, GitLab CI, Jenkins, Azure DevOps, CircleCI</w:t>
+      </w:r>
     </w:p>
     <w:p>
       <w:pPr>
@@ -1112,94 +623,35 @@
           <w:sz w:val="18"/>
         </w:rPr>
       </w:pPr>
-      <w:proofErr w:type="spellStart"/>
       <w:r>
         <w:rPr>
           <w:rFonts w:ascii="Arial" w:hAnsi="Arial" w:cs="Arial"/>
           <w:b/>
           <w:sz w:val="18"/>
         </w:rPr>
-        <w:t>Observability</w:t>
-      </w:r>
-      <w:proofErr w:type="spellEnd"/>
+        <w:t>Observability, Quality &amp; Security —</w:t>
+      </w:r>
+      <w:r>
+        <w:rPr>
+          <w:rFonts w:ascii="Arial" w:hAnsi="Arial" w:cs="Arial"/>
+          <w:sz w:val="18"/>
+        </w:rPr>
+        <w:t xml:space="preserve"> OpenTelemetry, Datadog, Prometheus, Grafana, ELK/EFK, CloudWatch, structured logging | </w:t>
+      </w:r>
       <w:r>
         <w:rPr>
           <w:rFonts w:ascii="Arial" w:hAnsi="Arial" w:cs="Arial"/>
           <w:b/>
           <w:sz w:val="18"/>
         </w:rPr>
-        <w:t>, Quality &amp; Security —</w:t>
-      </w:r>
-      <w:r>
-        <w:rPr>
-          <w:rFonts w:ascii="Arial" w:hAnsi="Arial" w:cs="Arial"/>
-          <w:sz w:val="18"/>
-        </w:rPr>
-        <w:t xml:space="preserve"> </w:t>
-      </w:r>
-      <w:proofErr w:type="spellStart"/>
-      <w:r>
-        <w:rPr>
-          <w:rFonts w:ascii="Arial" w:hAnsi="Arial" w:cs="Arial"/>
-          <w:sz w:val="18"/>
-        </w:rPr>
-        <w:t>OpenTelemetry</w:t>
-      </w:r>
-      <w:proofErr w:type="spellEnd"/>
-      <w:r>
-        <w:rPr>
-          <w:rFonts w:ascii="Arial" w:hAnsi="Arial" w:cs="Arial"/>
-          <w:sz w:val="18"/>
-        </w:rPr>
-        <w:t xml:space="preserve">, </w:t>
-      </w:r>
-      <w:proofErr w:type="spellStart"/>
-      <w:r>
-        <w:rPr>
-          <w:rFonts w:ascii="Arial" w:hAnsi="Arial" w:cs="Arial"/>
-          <w:sz w:val="18"/>
-        </w:rPr>
-        <w:t>Datadog</w:t>
-      </w:r>
-      <w:proofErr w:type="spellEnd"/>
-      <w:r>
-        <w:rPr>
-          <w:rFonts w:ascii="Arial" w:hAnsi="Arial" w:cs="Arial"/>
-          <w:sz w:val="18"/>
-        </w:rPr>
-        <w:t xml:space="preserve">, Prometheus, </w:t>
-      </w:r>
-      <w:proofErr w:type="spellStart"/>
-      <w:r>
-        <w:rPr>
-          <w:rFonts w:ascii="Arial" w:hAnsi="Arial" w:cs="Arial"/>
-          <w:sz w:val="18"/>
-        </w:rPr>
-        <w:t>Grafana</w:t>
-      </w:r>
-      <w:proofErr w:type="spellEnd"/>
-      <w:r>
-        <w:rPr>
-          <w:rFonts w:ascii="Arial" w:hAnsi="Arial" w:cs="Arial"/>
-          <w:sz w:val="18"/>
-        </w:rPr>
-        <w:t xml:space="preserve">, ELK/EFK, </w:t>
-      </w:r>
-      <w:proofErr w:type="spellStart"/>
-      <w:r>
-        <w:rPr>
-          <w:rFonts w:ascii="Arial" w:hAnsi="Arial" w:cs="Arial"/>
-          <w:sz w:val="18"/>
-        </w:rPr>
-        <w:t>CloudWatch</w:t>
-      </w:r>
-      <w:proofErr w:type="spellEnd"/>
-      <w:r>
-        <w:rPr>
-          <w:rFonts w:ascii="Arial" w:hAnsi="Arial" w:cs="Arial"/>
-          <w:sz w:val="18"/>
-        </w:rPr>
-        <w:t xml:space="preserve">, structured logging | </w:t>
+        <w:t>Testing</w:t>
+      </w:r>
+      <w:r>
+        <w:rPr>
+          <w:rFonts w:ascii="Arial" w:hAnsi="Arial" w:cs="Arial"/>
+          <w:sz w:val="18"/>
+        </w:rPr>
+        <w:t xml:space="preserve">: Jest, Mocha, Chai, React Testing Library, Cypress, Playwright, API contract tests (Pact-style) | </w:t>
       </w:r>
       <w:r>
         <w:rPr>
@@ -1207,21 +659,6 @@
           <w:b/>
           <w:sz w:val="18"/>
         </w:rPr>
-        <w:t>Testing</w:t>
-      </w:r>
-      <w:r>
-        <w:rPr>
-          <w:rFonts w:ascii="Arial" w:hAnsi="Arial" w:cs="Arial"/>
-          <w:sz w:val="18"/>
-        </w:rPr>
-        <w:t xml:space="preserve">: Jest, Mocha, Chai, React Testing Library, Cypress, Playwright, API contract tests (Pact-style) | </w:t>
-      </w:r>
-      <w:r>
-        <w:rPr>
-          <w:rFonts w:ascii="Arial" w:hAnsi="Arial" w:cs="Arial"/>
-          <w:b/>
-          <w:sz w:val="18"/>
-        </w:rPr>
         <w:t>Security</w:t>
       </w:r>
       <w:r>
@@ -1229,55 +666,7 @@
           <w:rFonts w:ascii="Arial" w:hAnsi="Arial" w:cs="Arial"/>
           <w:sz w:val="18"/>
         </w:rPr>
-        <w:t xml:space="preserve">: OAuth2, </w:t>
-      </w:r>
-      <w:proofErr w:type="spellStart"/>
-      <w:r>
-        <w:rPr>
-          <w:rFonts w:ascii="Arial" w:hAnsi="Arial" w:cs="Arial"/>
-          <w:sz w:val="18"/>
-        </w:rPr>
-        <w:t>OpenID</w:t>
-      </w:r>
-      <w:proofErr w:type="spellEnd"/>
-      <w:r>
-        <w:rPr>
-          <w:rFonts w:ascii="Arial" w:hAnsi="Arial" w:cs="Arial"/>
-          <w:sz w:val="18"/>
-        </w:rPr>
-        <w:t xml:space="preserve"> Connect, JWT, </w:t>
-      </w:r>
-      <w:proofErr w:type="spellStart"/>
-      <w:r>
-        <w:rPr>
-          <w:rFonts w:ascii="Arial" w:hAnsi="Arial" w:cs="Arial"/>
-          <w:sz w:val="18"/>
-        </w:rPr>
-        <w:t>Okta</w:t>
-      </w:r>
-      <w:proofErr w:type="spellEnd"/>
-      <w:r>
-        <w:rPr>
-          <w:rFonts w:ascii="Arial" w:hAnsi="Arial" w:cs="Arial"/>
-          <w:sz w:val="18"/>
-        </w:rPr>
-        <w:t xml:space="preserve">, Auth0, AWS </w:t>
-      </w:r>
-      <w:proofErr w:type="spellStart"/>
-      <w:r>
-        <w:rPr>
-          <w:rFonts w:ascii="Arial" w:hAnsi="Arial" w:cs="Arial"/>
-          <w:sz w:val="18"/>
-        </w:rPr>
-        <w:t>Cognito</w:t>
-      </w:r>
-      <w:proofErr w:type="spellEnd"/>
-      <w:r>
-        <w:rPr>
-          <w:rFonts w:ascii="Arial" w:hAnsi="Arial" w:cs="Arial"/>
-          <w:sz w:val="18"/>
-        </w:rPr>
-        <w:t>, rate limiting, RBAC/ABAC, audit logging</w:t>
+        <w:t>: OAuth2, OpenID Connect, JWT, Okta, Auth0, AWS Cognito, rate limiting, RBAC/ABAC, audit logging</w:t>
       </w:r>
     </w:p>
     <w:p>
@@ -1312,8 +701,6 @@
       </w:r>
     </w:p>
     <w:p>
-      <w:proofErr w:type="spellStart"/>
-      <w:proofErr w:type="gramStart"/>
       <w:r>
         <w:rPr>
           <w:rFonts w:ascii="Arial" w:eastAsia="Arial" w:hAnsi="Arial" w:cs="Arial"/>
@@ -1321,27 +708,7 @@
           <w:sz w:val="21"/>
           <w:szCs w:val="21"/>
         </w:rPr>
-        <w:t>SumatoSoft</w:t>
-      </w:r>
-      <w:proofErr w:type="spellEnd"/>
-      <w:r>
-        <w:rPr>
-          <w:rFonts w:ascii="Arial" w:eastAsia="Arial" w:hAnsi="Arial" w:cs="Arial"/>
-          <w:color w:val="555555"/>
-          <w:sz w:val="21"/>
-          <w:szCs w:val="21"/>
-        </w:rPr>
-        <w:t xml:space="preserve">  |</w:t>
-      </w:r>
-      <w:proofErr w:type="gramEnd"/>
-      <w:r>
-        <w:rPr>
-          <w:rFonts w:ascii="Arial" w:eastAsia="Arial" w:hAnsi="Arial" w:cs="Arial"/>
-          <w:color w:val="555555"/>
-          <w:sz w:val="21"/>
-          <w:szCs w:val="21"/>
-        </w:rPr>
-        <w:t xml:space="preserve">  January 2021 - December 2025</w:t>
+        <w:t>SumatoSoft  |  January 2021 - December 2025</w:t>
       </w:r>
     </w:p>
     <w:p>
@@ -1364,7 +731,6 @@
         </w:rPr>
         <w:t xml:space="preserve">Led a UI modernization that rebuilt critical workflows into </w:t>
       </w:r>
-      <w:proofErr w:type="spellStart"/>
       <w:r>
         <w:rPr>
           <w:rStyle w:val="Strong"/>
@@ -1373,7 +739,6 @@
         </w:rPr>
         <w:t>Vue</w:t>
       </w:r>
-      <w:proofErr w:type="spellEnd"/>
       <w:r>
         <w:rPr>
           <w:rFonts w:ascii="Arial" w:hAnsi="Arial" w:cs="Arial"/>
@@ -1402,7 +767,6 @@
         </w:rPr>
         <w:t xml:space="preserve">Delivered SEO-critical surfaces using </w:t>
       </w:r>
-      <w:proofErr w:type="spellStart"/>
       <w:r>
         <w:rPr>
           <w:rStyle w:val="Strong"/>
@@ -1411,7 +775,6 @@
         </w:rPr>
         <w:t>Nuxt</w:t>
       </w:r>
-      <w:proofErr w:type="spellEnd"/>
       <w:r>
         <w:rPr>
           <w:rFonts w:ascii="Arial" w:hAnsi="Arial" w:cs="Arial"/>
@@ -1440,7 +803,6 @@
         </w:rPr>
         <w:t xml:space="preserve">Designed </w:t>
       </w:r>
-      <w:proofErr w:type="spellStart"/>
       <w:r>
         <w:rPr>
           <w:rStyle w:val="Strong"/>
@@ -1449,7 +811,6 @@
         </w:rPr>
         <w:t>Laravel</w:t>
       </w:r>
-      <w:proofErr w:type="spellEnd"/>
       <w:r>
         <w:rPr>
           <w:rFonts w:ascii="Arial" w:hAnsi="Arial" w:cs="Arial"/>
@@ -1583,7 +944,6 @@
         </w:rPr>
         <w:t xml:space="preserve"> contracts across </w:t>
       </w:r>
-      <w:proofErr w:type="spellStart"/>
       <w:r>
         <w:rPr>
           <w:rStyle w:val="Strong"/>
@@ -1592,22 +952,12 @@
         </w:rPr>
         <w:t>Laravel</w:t>
       </w:r>
-      <w:proofErr w:type="spellEnd"/>
-      <w:r>
-        <w:rPr>
-          <w:rFonts w:ascii="Arial" w:hAnsi="Arial" w:cs="Arial"/>
-          <w:sz w:val="18"/>
-        </w:rPr>
-        <w:t xml:space="preserve"> services to support reusable list components and consistent oper</w:t>
-      </w:r>
-      <w:bookmarkStart w:id="0" w:name="_GoBack"/>
-      <w:bookmarkEnd w:id="0"/>
-      <w:r>
-        <w:rPr>
-          <w:rFonts w:ascii="Arial" w:hAnsi="Arial" w:cs="Arial"/>
-          <w:sz w:val="18"/>
-        </w:rPr>
-        <w:t>ator experiences across modules.</w:t>
+      <w:r>
+        <w:rPr>
+          <w:rFonts w:ascii="Arial" w:hAnsi="Arial" w:cs="Arial"/>
+          <w:sz w:val="18"/>
+        </w:rPr>
+        <w:t xml:space="preserve"> services to support reusable list components and consistent operator experiences across modules.</w:t>
       </w:r>
     </w:p>
     <w:p>
@@ -1630,7 +980,6 @@
         </w:rPr>
         <w:t xml:space="preserve">Implemented </w:t>
       </w:r>
-      <w:proofErr w:type="spellStart"/>
       <w:r>
         <w:rPr>
           <w:rStyle w:val="Strong"/>
@@ -1639,7 +988,6 @@
         </w:rPr>
         <w:t>idempotency</w:t>
       </w:r>
-      <w:proofErr w:type="spellEnd"/>
       <w:r>
         <w:rPr>
           <w:rFonts w:ascii="Arial" w:hAnsi="Arial" w:cs="Arial"/>
@@ -1728,7 +1076,6 @@
         </w:rPr>
         <w:t xml:space="preserve">, and </w:t>
       </w:r>
-      <w:proofErr w:type="spellStart"/>
       <w:r>
         <w:rPr>
           <w:rStyle w:val="Strong"/>
@@ -1737,7 +1084,6 @@
         </w:rPr>
         <w:t>RabbitMQ</w:t>
       </w:r>
-      <w:proofErr w:type="spellEnd"/>
       <w:r>
         <w:rPr>
           <w:rFonts w:ascii="Arial" w:hAnsi="Arial" w:cs="Arial"/>
@@ -1745,23 +1091,13 @@
         </w:rPr>
         <w:t xml:space="preserve"> with </w:t>
       </w:r>
-      <w:proofErr w:type="spellStart"/>
-      <w:r>
-        <w:rPr>
-          <w:rStyle w:val="Strong"/>
-          <w:rFonts w:ascii="Arial" w:hAnsi="Arial" w:cs="Arial"/>
-          <w:sz w:val="18"/>
-        </w:rPr>
-        <w:t>Laravel</w:t>
-      </w:r>
-      <w:proofErr w:type="spellEnd"/>
-      <w:r>
-        <w:rPr>
-          <w:rStyle w:val="Strong"/>
-          <w:rFonts w:ascii="Arial" w:hAnsi="Arial" w:cs="Arial"/>
-          <w:sz w:val="18"/>
-        </w:rPr>
-        <w:t xml:space="preserve"> Queues/Jobs</w:t>
+      <w:r>
+        <w:rPr>
+          <w:rStyle w:val="Strong"/>
+          <w:rFonts w:ascii="Arial" w:hAnsi="Arial" w:cs="Arial"/>
+          <w:sz w:val="18"/>
+        </w:rPr>
+        <w:t>Laravel Queues/Jobs</w:t>
       </w:r>
       <w:r>
         <w:rPr>
@@ -1836,7 +1172,6 @@
         </w:rPr>
         <w:t xml:space="preserve"> across </w:t>
       </w:r>
-      <w:proofErr w:type="spellStart"/>
       <w:r>
         <w:rPr>
           <w:rStyle w:val="Strong"/>
@@ -1845,7 +1180,6 @@
         </w:rPr>
         <w:t>PostgreSQL</w:t>
       </w:r>
-      <w:proofErr w:type="spellEnd"/>
       <w:r>
         <w:rPr>
           <w:rFonts w:ascii="Arial" w:hAnsi="Arial" w:cs="Arial"/>
@@ -1904,7 +1238,6 @@
         </w:rPr>
         <w:t xml:space="preserve">Introduced cache tiers with </w:t>
       </w:r>
-      <w:proofErr w:type="spellStart"/>
       <w:r>
         <w:rPr>
           <w:rStyle w:val="Strong"/>
@@ -1913,7 +1246,6 @@
         </w:rPr>
         <w:t>Redis</w:t>
       </w:r>
-      <w:proofErr w:type="spellEnd"/>
       <w:r>
         <w:rPr>
           <w:rFonts w:ascii="Arial" w:hAnsi="Arial" w:cs="Arial"/>
@@ -1921,7 +1253,6 @@
         </w:rPr>
         <w:t xml:space="preserve"> and </w:t>
       </w:r>
-      <w:proofErr w:type="spellStart"/>
       <w:r>
         <w:rPr>
           <w:rStyle w:val="Strong"/>
@@ -1930,7 +1261,6 @@
         </w:rPr>
         <w:t>ElastiCache</w:t>
       </w:r>
-      <w:proofErr w:type="spellEnd"/>
       <w:r>
         <w:rPr>
           <w:rFonts w:ascii="Arial" w:hAnsi="Arial" w:cs="Arial"/>
@@ -1989,7 +1319,6 @@
         </w:rPr>
         <w:t xml:space="preserve"> and </w:t>
       </w:r>
-      <w:proofErr w:type="spellStart"/>
       <w:r>
         <w:rPr>
           <w:rStyle w:val="Strong"/>
@@ -1998,7 +1327,6 @@
         </w:rPr>
         <w:t>CloudFront</w:t>
       </w:r>
-      <w:proofErr w:type="spellEnd"/>
       <w:r>
         <w:rPr>
           <w:rFonts w:ascii="Arial" w:hAnsi="Arial" w:cs="Arial"/>
@@ -2042,7 +1370,6 @@
         </w:rPr>
         <w:t xml:space="preserve">Shipped cross-service search improvements by indexing operational entities into </w:t>
       </w:r>
-      <w:proofErr w:type="spellStart"/>
       <w:r>
         <w:rPr>
           <w:rStyle w:val="Strong"/>
@@ -2051,7 +1378,6 @@
         </w:rPr>
         <w:t>Elasticsearch</w:t>
       </w:r>
-      <w:proofErr w:type="spellEnd"/>
       <w:r>
         <w:rPr>
           <w:rFonts w:ascii="Arial" w:hAnsi="Arial" w:cs="Arial"/>
@@ -2110,7 +1436,6 @@
         </w:rPr>
         <w:t xml:space="preserve"> and </w:t>
       </w:r>
-      <w:proofErr w:type="spellStart"/>
       <w:r>
         <w:rPr>
           <w:rStyle w:val="Strong"/>
@@ -2119,7 +1444,6 @@
         </w:rPr>
         <w:t>BigQuery</w:t>
       </w:r>
-      <w:proofErr w:type="spellEnd"/>
       <w:r>
         <w:rPr>
           <w:rFonts w:ascii="Arial" w:hAnsi="Arial" w:cs="Arial"/>
@@ -2238,7 +1562,6 @@
         </w:rPr>
         <w:t xml:space="preserve">, </w:t>
       </w:r>
-      <w:proofErr w:type="spellStart"/>
       <w:r>
         <w:rPr>
           <w:rStyle w:val="Strong"/>
@@ -2247,7 +1570,6 @@
         </w:rPr>
         <w:t>DynamoDB</w:t>
       </w:r>
-      <w:proofErr w:type="spellEnd"/>
       <w:r>
         <w:rPr>
           <w:rFonts w:ascii="Arial" w:hAnsi="Arial" w:cs="Arial"/>
@@ -2255,7 +1577,6 @@
         </w:rPr>
         <w:t xml:space="preserve">, </w:t>
       </w:r>
-      <w:proofErr w:type="spellStart"/>
       <w:r>
         <w:rPr>
           <w:rStyle w:val="Strong"/>
@@ -2264,7 +1585,6 @@
         </w:rPr>
         <w:t>EventBridge</w:t>
       </w:r>
-      <w:proofErr w:type="spellEnd"/>
       <w:r>
         <w:rPr>
           <w:rFonts w:ascii="Arial" w:hAnsi="Arial" w:cs="Arial"/>
@@ -2399,23 +1719,13 @@
         </w:rPr>
         <w:t xml:space="preserve">, </w:t>
       </w:r>
-      <w:proofErr w:type="gramStart"/>
-      <w:r>
-        <w:rPr>
-          <w:rStyle w:val="Strong"/>
-          <w:rFonts w:ascii="Arial" w:hAnsi="Arial" w:cs="Arial"/>
-          <w:sz w:val="18"/>
-        </w:rPr>
-        <w:t>Application</w:t>
-      </w:r>
-      <w:proofErr w:type="gramEnd"/>
-      <w:r>
-        <w:rPr>
-          <w:rStyle w:val="Strong"/>
-          <w:rFonts w:ascii="Arial" w:hAnsi="Arial" w:cs="Arial"/>
-          <w:sz w:val="18"/>
-        </w:rPr>
-        <w:t xml:space="preserve"> Insights</w:t>
+      <w:r>
+        <w:rPr>
+          <w:rStyle w:val="Strong"/>
+          <w:rFonts w:ascii="Arial" w:hAnsi="Arial" w:cs="Arial"/>
+          <w:sz w:val="18"/>
+        </w:rPr>
+        <w:t>Application Insights</w:t>
       </w:r>
       <w:r>
         <w:rPr>
@@ -2499,7 +1809,6 @@
         </w:rPr>
         <w:t xml:space="preserve">, </w:t>
       </w:r>
-      <w:proofErr w:type="spellStart"/>
       <w:r>
         <w:rPr>
           <w:rStyle w:val="Strong"/>
@@ -2508,7 +1817,6 @@
         </w:rPr>
         <w:t>BigQuery</w:t>
       </w:r>
-      <w:proofErr w:type="spellEnd"/>
       <w:r>
         <w:rPr>
           <w:rFonts w:ascii="Arial" w:hAnsi="Arial" w:cs="Arial"/>
@@ -2535,25 +1843,8 @@
           <w:rFonts w:ascii="Arial" w:hAnsi="Arial" w:cs="Arial"/>
           <w:sz w:val="18"/>
         </w:rPr>
-        <w:t xml:space="preserve">Raised </w:t>
-      </w:r>
-      <w:proofErr w:type="spellStart"/>
-      <w:r>
-        <w:rPr>
-          <w:rFonts w:ascii="Arial" w:hAnsi="Arial" w:cs="Arial"/>
-          <w:sz w:val="18"/>
-        </w:rPr>
-        <w:t>observability</w:t>
-      </w:r>
-      <w:proofErr w:type="spellEnd"/>
-      <w:r>
-        <w:rPr>
-          <w:rFonts w:ascii="Arial" w:hAnsi="Arial" w:cs="Arial"/>
-          <w:sz w:val="18"/>
-        </w:rPr>
-        <w:t xml:space="preserve"> quality by adopting </w:t>
-      </w:r>
-      <w:proofErr w:type="spellStart"/>
+        <w:t xml:space="preserve">Raised observability quality by adopting </w:t>
+      </w:r>
       <w:r>
         <w:rPr>
           <w:rStyle w:val="Strong"/>
@@ -2562,7 +1853,6 @@
         </w:rPr>
         <w:t>OpenTelemetry</w:t>
       </w:r>
-      <w:proofErr w:type="spellEnd"/>
       <w:r>
         <w:rPr>
           <w:rFonts w:ascii="Arial" w:hAnsi="Arial" w:cs="Arial"/>
@@ -2570,7 +1860,6 @@
         </w:rPr>
         <w:t xml:space="preserve">, improving dashboards in </w:t>
       </w:r>
-      <w:proofErr w:type="spellStart"/>
       <w:r>
         <w:rPr>
           <w:rStyle w:val="Strong"/>
@@ -2579,7 +1868,6 @@
         </w:rPr>
         <w:t>Datadog</w:t>
       </w:r>
-      <w:proofErr w:type="spellEnd"/>
       <w:r>
         <w:rPr>
           <w:rFonts w:ascii="Arial" w:hAnsi="Arial" w:cs="Arial"/>
@@ -2587,7 +1875,6 @@
         </w:rPr>
         <w:t xml:space="preserve">, </w:t>
       </w:r>
-      <w:proofErr w:type="spellStart"/>
       <w:r>
         <w:rPr>
           <w:rStyle w:val="Strong"/>
@@ -2596,7 +1883,6 @@
         </w:rPr>
         <w:t>Grafana</w:t>
       </w:r>
-      <w:proofErr w:type="spellEnd"/>
       <w:r>
         <w:rPr>
           <w:rFonts w:ascii="Arial" w:hAnsi="Arial" w:cs="Arial"/>
@@ -2604,7 +1890,6 @@
         </w:rPr>
         <w:t xml:space="preserve">, and tightening alerting via </w:t>
       </w:r>
-      <w:proofErr w:type="spellStart"/>
       <w:r>
         <w:rPr>
           <w:rStyle w:val="Strong"/>
@@ -2613,7 +1898,6 @@
         </w:rPr>
         <w:t>CloudWatch</w:t>
       </w:r>
-      <w:proofErr w:type="spellEnd"/>
       <w:r>
         <w:rPr>
           <w:rFonts w:ascii="Arial" w:hAnsi="Arial" w:cs="Arial"/>
@@ -2653,23 +1937,13 @@
         </w:rPr>
         <w:t xml:space="preserve">, </w:t>
       </w:r>
-      <w:proofErr w:type="spellStart"/>
-      <w:r>
-        <w:rPr>
-          <w:rStyle w:val="Strong"/>
-          <w:rFonts w:ascii="Arial" w:hAnsi="Arial" w:cs="Arial"/>
-          <w:sz w:val="18"/>
-        </w:rPr>
-        <w:t>OpenID</w:t>
-      </w:r>
-      <w:proofErr w:type="spellEnd"/>
-      <w:r>
-        <w:rPr>
-          <w:rStyle w:val="Strong"/>
-          <w:rFonts w:ascii="Arial" w:hAnsi="Arial" w:cs="Arial"/>
-          <w:sz w:val="18"/>
-        </w:rPr>
-        <w:t xml:space="preserve"> Connect</w:t>
+      <w:r>
+        <w:rPr>
+          <w:rStyle w:val="Strong"/>
+          <w:rFonts w:ascii="Arial" w:hAnsi="Arial" w:cs="Arial"/>
+          <w:sz w:val="18"/>
+        </w:rPr>
+        <w:t>OpenID Connect</w:t>
       </w:r>
       <w:r>
         <w:rPr>
@@ -2693,7 +1967,6 @@
         </w:rPr>
         <w:t xml:space="preserve">, </w:t>
       </w:r>
-      <w:proofErr w:type="spellStart"/>
       <w:r>
         <w:rPr>
           <w:rStyle w:val="Strong"/>
@@ -2702,7 +1975,6 @@
         </w:rPr>
         <w:t>Okta</w:t>
       </w:r>
-      <w:proofErr w:type="spellEnd"/>
       <w:r>
         <w:rPr>
           <w:rFonts w:ascii="Arial" w:hAnsi="Arial" w:cs="Arial"/>
@@ -2731,18 +2003,8 @@
           <w:rFonts w:ascii="Arial" w:hAnsi="Arial" w:cs="Arial"/>
           <w:sz w:val="18"/>
         </w:rPr>
-        <w:t xml:space="preserve">AWS </w:t>
-      </w:r>
-      <w:proofErr w:type="spellStart"/>
-      <w:r>
-        <w:rPr>
-          <w:rStyle w:val="Strong"/>
-          <w:rFonts w:ascii="Arial" w:hAnsi="Arial" w:cs="Arial"/>
-          <w:sz w:val="18"/>
-        </w:rPr>
-        <w:t>Cognito</w:t>
-      </w:r>
-      <w:proofErr w:type="spellEnd"/>
+        <w:t>AWS Cognito</w:t>
+      </w:r>
       <w:r>
         <w:rPr>
           <w:rFonts w:ascii="Arial" w:hAnsi="Arial" w:cs="Arial"/>
@@ -2817,27 +2079,7 @@
           <w:sz w:val="21"/>
           <w:szCs w:val="21"/>
         </w:rPr>
-        <w:t xml:space="preserve">High Touch </w:t>
-      </w:r>
-      <w:proofErr w:type="gramStart"/>
-      <w:r>
-        <w:rPr>
-          <w:rFonts w:ascii="Arial" w:eastAsia="Arial" w:hAnsi="Arial" w:cs="Arial"/>
-          <w:color w:val="555555"/>
-          <w:sz w:val="21"/>
-          <w:szCs w:val="21"/>
-        </w:rPr>
-        <w:t>Technologies  |</w:t>
-      </w:r>
-      <w:proofErr w:type="gramEnd"/>
-      <w:r>
-        <w:rPr>
-          <w:rFonts w:ascii="Arial" w:eastAsia="Arial" w:hAnsi="Arial" w:cs="Arial"/>
-          <w:color w:val="555555"/>
-          <w:sz w:val="21"/>
-          <w:szCs w:val="21"/>
-        </w:rPr>
-        <w:t xml:space="preserve">  June 2018 - December 2020</w:t>
+        <w:t>High Touch Technologies  |  June 2018 - December 2020</w:t>
       </w:r>
     </w:p>
     <w:p>
@@ -2860,7 +2102,6 @@
         </w:rPr>
         <w:t xml:space="preserve">Owned a complex </w:t>
       </w:r>
-      <w:proofErr w:type="spellStart"/>
       <w:r>
         <w:rPr>
           <w:rStyle w:val="Strong"/>
@@ -2869,29 +2110,12 @@
         </w:rPr>
         <w:t>Vue</w:t>
       </w:r>
-      <w:proofErr w:type="spellEnd"/>
-      <w:r>
-        <w:rPr>
-          <w:rFonts w:ascii="Arial" w:hAnsi="Arial" w:cs="Arial"/>
-          <w:sz w:val="18"/>
-        </w:rPr>
-        <w:t xml:space="preserve"> SPA for operational workflows, refactoring brittle screens into </w:t>
-      </w:r>
-      <w:proofErr w:type="spellStart"/>
-      <w:r>
-        <w:rPr>
-          <w:rFonts w:ascii="Arial" w:hAnsi="Arial" w:cs="Arial"/>
-          <w:sz w:val="18"/>
-        </w:rPr>
-        <w:t>composable</w:t>
-      </w:r>
-      <w:proofErr w:type="spellEnd"/>
-      <w:r>
-        <w:rPr>
-          <w:rFonts w:ascii="Arial" w:hAnsi="Arial" w:cs="Arial"/>
-          <w:sz w:val="18"/>
-        </w:rPr>
-        <w:t xml:space="preserve"> components to unblock rapid feature delivery without UI coupling.</w:t>
+      <w:r>
+        <w:rPr>
+          <w:rFonts w:ascii="Arial" w:hAnsi="Arial" w:cs="Arial"/>
+          <w:sz w:val="18"/>
+        </w:rPr>
+        <w:t xml:space="preserve"> SPA for operational workflows, refactoring brittle screens into composable components to unblock rapid feature delivery without UI coupling.</w:t>
       </w:r>
     </w:p>
     <w:p>
@@ -2986,7 +2210,6 @@
         </w:rPr>
         <w:t xml:space="preserve"> and </w:t>
       </w:r>
-      <w:proofErr w:type="spellStart"/>
       <w:r>
         <w:rPr>
           <w:rStyle w:val="Strong"/>
@@ -2995,7 +2218,6 @@
         </w:rPr>
         <w:t>PostgreSQL</w:t>
       </w:r>
-      <w:proofErr w:type="spellEnd"/>
       <w:r>
         <w:rPr>
           <w:rFonts w:ascii="Arial" w:hAnsi="Arial" w:cs="Arial"/>
@@ -3039,7 +2261,6 @@
         </w:rPr>
         <w:t xml:space="preserve"> and </w:t>
       </w:r>
-      <w:proofErr w:type="spellStart"/>
       <w:r>
         <w:rPr>
           <w:rStyle w:val="Strong"/>
@@ -3048,7 +2269,6 @@
         </w:rPr>
         <w:t>RabbitMQ</w:t>
       </w:r>
-      <w:proofErr w:type="spellEnd"/>
       <w:r>
         <w:rPr>
           <w:rFonts w:ascii="Arial" w:hAnsi="Arial" w:cs="Arial"/>
@@ -3077,7 +2297,6 @@
         </w:rPr>
         <w:t xml:space="preserve">Improved read-heavy endpoints with </w:t>
       </w:r>
-      <w:proofErr w:type="spellStart"/>
       <w:r>
         <w:rPr>
           <w:rStyle w:val="Strong"/>
@@ -3086,7 +2305,6 @@
         </w:rPr>
         <w:t>Redis</w:t>
       </w:r>
-      <w:proofErr w:type="spellEnd"/>
       <w:r>
         <w:rPr>
           <w:rFonts w:ascii="Arial" w:hAnsi="Arial" w:cs="Arial"/>
@@ -3151,7 +2369,6 @@
         </w:rPr>
         <w:t xml:space="preserve">Added search capabilities using </w:t>
       </w:r>
-      <w:proofErr w:type="spellStart"/>
       <w:r>
         <w:rPr>
           <w:rStyle w:val="Strong"/>
@@ -3160,7 +2377,6 @@
         </w:rPr>
         <w:t>Elasticsearch</w:t>
       </w:r>
-      <w:proofErr w:type="spellEnd"/>
       <w:r>
         <w:rPr>
           <w:rFonts w:ascii="Arial" w:hAnsi="Arial" w:cs="Arial"/>
@@ -3202,23 +2418,7 @@
           <w:rFonts w:ascii="Arial" w:hAnsi="Arial" w:cs="Arial"/>
           <w:sz w:val="18"/>
         </w:rPr>
-        <w:t xml:space="preserve">Strengthened </w:t>
-      </w:r>
-      <w:proofErr w:type="spellStart"/>
-      <w:r>
-        <w:rPr>
-          <w:rFonts w:ascii="Arial" w:hAnsi="Arial" w:cs="Arial"/>
-          <w:sz w:val="18"/>
-        </w:rPr>
-        <w:t>observability</w:t>
-      </w:r>
-      <w:proofErr w:type="spellEnd"/>
-      <w:r>
-        <w:rPr>
-          <w:rFonts w:ascii="Arial" w:hAnsi="Arial" w:cs="Arial"/>
-          <w:sz w:val="18"/>
-        </w:rPr>
-        <w:t xml:space="preserve"> by standardizing structured logs into </w:t>
+        <w:t xml:space="preserve">Strengthened observability by standardizing structured logs into </w:t>
       </w:r>
       <w:r>
         <w:rPr>
@@ -3250,7 +2450,6 @@
         </w:rPr>
         <w:t>/</w:t>
       </w:r>
-      <w:proofErr w:type="spellStart"/>
       <w:r>
         <w:rPr>
           <w:rStyle w:val="Strong"/>
@@ -3259,29 +2458,12 @@
         </w:rPr>
         <w:t>Grafana</w:t>
       </w:r>
-      <w:proofErr w:type="spellEnd"/>
-      <w:r>
-        <w:rPr>
-          <w:rFonts w:ascii="Arial" w:hAnsi="Arial" w:cs="Arial"/>
-          <w:sz w:val="18"/>
-        </w:rPr>
-        <w:t xml:space="preserve">, making incident triage faster and less </w:t>
-      </w:r>
-      <w:proofErr w:type="spellStart"/>
-      <w:r>
-        <w:rPr>
-          <w:rFonts w:ascii="Arial" w:hAnsi="Arial" w:cs="Arial"/>
-          <w:sz w:val="18"/>
-        </w:rPr>
-        <w:t>guessy</w:t>
-      </w:r>
-      <w:proofErr w:type="spellEnd"/>
-      <w:r>
-        <w:rPr>
-          <w:rFonts w:ascii="Arial" w:hAnsi="Arial" w:cs="Arial"/>
-          <w:sz w:val="18"/>
-        </w:rPr>
-        <w:t>.</w:t>
+      <w:r>
+        <w:rPr>
+          <w:rFonts w:ascii="Arial" w:hAnsi="Arial" w:cs="Arial"/>
+          <w:sz w:val="18"/>
+        </w:rPr>
+        <w:t>, making incident triage faster and less guessy.</w:t>
       </w:r>
     </w:p>
     <w:p>
@@ -3325,25 +2507,7 @@
           <w:rFonts w:ascii="Arial" w:hAnsi="Arial" w:cs="Arial"/>
           <w:sz w:val="18"/>
         </w:rPr>
-        <w:t>OAuth2/</w:t>
-      </w:r>
-      <w:proofErr w:type="spellStart"/>
-      <w:r>
-        <w:rPr>
-          <w:rStyle w:val="Strong"/>
-          <w:rFonts w:ascii="Arial" w:hAnsi="Arial" w:cs="Arial"/>
-          <w:sz w:val="18"/>
-        </w:rPr>
-        <w:t>OpenID</w:t>
-      </w:r>
-      <w:proofErr w:type="spellEnd"/>
-      <w:r>
-        <w:rPr>
-          <w:rStyle w:val="Strong"/>
-          <w:rFonts w:ascii="Arial" w:hAnsi="Arial" w:cs="Arial"/>
-          <w:sz w:val="18"/>
-        </w:rPr>
-        <w:t xml:space="preserve"> Connect</w:t>
+        <w:t>OAuth2/OpenID Connect</w:t>
       </w:r>
       <w:r>
         <w:rPr>
@@ -3373,23 +2537,13 @@
         </w:rPr>
         <w:t xml:space="preserve">Improved delivery confidence with CI/CD pipelines across </w:t>
       </w:r>
-      <w:proofErr w:type="spellStart"/>
-      <w:r>
-        <w:rPr>
-          <w:rStyle w:val="Strong"/>
-          <w:rFonts w:ascii="Arial" w:hAnsi="Arial" w:cs="Arial"/>
-          <w:sz w:val="18"/>
-        </w:rPr>
-        <w:t>GitHub</w:t>
-      </w:r>
-      <w:proofErr w:type="spellEnd"/>
-      <w:r>
-        <w:rPr>
-          <w:rStyle w:val="Strong"/>
-          <w:rFonts w:ascii="Arial" w:hAnsi="Arial" w:cs="Arial"/>
-          <w:sz w:val="18"/>
-        </w:rPr>
-        <w:t xml:space="preserve"> Actions</w:t>
+      <w:r>
+        <w:rPr>
+          <w:rStyle w:val="Strong"/>
+          <w:rFonts w:ascii="Arial" w:hAnsi="Arial" w:cs="Arial"/>
+          <w:sz w:val="18"/>
+        </w:rPr>
+        <w:t>GitHub Actions</w:t>
       </w:r>
       <w:r>
         <w:rPr>
@@ -3434,7 +2588,6 @@
         </w:rPr>
         <w:t xml:space="preserve">Containerized services with </w:t>
       </w:r>
-      <w:proofErr w:type="spellStart"/>
       <w:r>
         <w:rPr>
           <w:rStyle w:val="Strong"/>
@@ -3443,7 +2596,6 @@
         </w:rPr>
         <w:t>Docker</w:t>
       </w:r>
-      <w:proofErr w:type="spellEnd"/>
       <w:r>
         <w:rPr>
           <w:rFonts w:ascii="Arial" w:hAnsi="Arial" w:cs="Arial"/>
@@ -3451,7 +2603,6 @@
         </w:rPr>
         <w:t xml:space="preserve"> and supported production-like environments on </w:t>
       </w:r>
-      <w:proofErr w:type="spellStart"/>
       <w:r>
         <w:rPr>
           <w:rStyle w:val="Strong"/>
@@ -3460,7 +2611,6 @@
         </w:rPr>
         <w:t>Kubernetes</w:t>
       </w:r>
-      <w:proofErr w:type="spellEnd"/>
       <w:r>
         <w:rPr>
           <w:rFonts w:ascii="Arial" w:hAnsi="Arial" w:cs="Arial"/>
@@ -3503,7 +2653,6 @@
         </w:rPr>
         <w:t xml:space="preserve">Contributed to infrastructure automation using </w:t>
       </w:r>
-      <w:proofErr w:type="spellStart"/>
       <w:r>
         <w:rPr>
           <w:rStyle w:val="Strong"/>
@@ -3512,7 +2661,6 @@
         </w:rPr>
         <w:t>Terraform</w:t>
       </w:r>
-      <w:proofErr w:type="spellEnd"/>
       <w:r>
         <w:rPr>
           <w:rFonts w:ascii="Arial" w:hAnsi="Arial" w:cs="Arial"/>
@@ -3520,7 +2668,6 @@
         </w:rPr>
         <w:t>/</w:t>
       </w:r>
-      <w:proofErr w:type="spellStart"/>
       <w:r>
         <w:rPr>
           <w:rStyle w:val="Strong"/>
@@ -3529,7 +2676,6 @@
         </w:rPr>
         <w:t>CloudFormation</w:t>
       </w:r>
-      <w:proofErr w:type="spellEnd"/>
       <w:r>
         <w:rPr>
           <w:rFonts w:ascii="Arial" w:hAnsi="Arial" w:cs="Arial"/>
@@ -3567,7 +2713,6 @@
       </w:r>
     </w:p>
     <w:p>
-      <w:proofErr w:type="gramStart"/>
       <w:r>
         <w:rPr>
           <w:rFonts w:ascii="Arial" w:eastAsia="Arial" w:hAnsi="Arial" w:cs="Arial"/>
@@ -3575,37 +2720,7 @@
           <w:sz w:val="21"/>
           <w:szCs w:val="21"/>
         </w:rPr>
-        <w:t>Centric Tech Inc.</w:t>
-      </w:r>
-      <w:proofErr w:type="gramEnd"/>
-      <w:r>
-        <w:rPr>
-          <w:rFonts w:ascii="Arial" w:eastAsia="Arial" w:hAnsi="Arial" w:cs="Arial"/>
-          <w:color w:val="555555"/>
-          <w:sz w:val="21"/>
-          <w:szCs w:val="21"/>
-        </w:rPr>
-        <w:t xml:space="preserve">  </w:t>
-      </w:r>
-      <w:proofErr w:type="gramStart"/>
-      <w:r>
-        <w:rPr>
-          <w:rFonts w:ascii="Arial" w:eastAsia="Arial" w:hAnsi="Arial" w:cs="Arial"/>
-          <w:color w:val="555555"/>
-          <w:sz w:val="21"/>
-          <w:szCs w:val="21"/>
-        </w:rPr>
-        <w:t>|  September</w:t>
-      </w:r>
-      <w:proofErr w:type="gramEnd"/>
-      <w:r>
-        <w:rPr>
-          <w:rFonts w:ascii="Arial" w:eastAsia="Arial" w:hAnsi="Arial" w:cs="Arial"/>
-          <w:color w:val="555555"/>
-          <w:sz w:val="21"/>
-          <w:szCs w:val="21"/>
-        </w:rPr>
-        <w:t xml:space="preserve"> 2015 - May 2018</w:t>
+        <w:t>Centric Tech Inc.  |  September 2015 - May 2018</w:t>
       </w:r>
     </w:p>
     <w:p>
@@ -3628,7 +2743,6 @@
         </w:rPr>
         <w:t xml:space="preserve">Owned a complex </w:t>
       </w:r>
-      <w:proofErr w:type="spellStart"/>
       <w:r>
         <w:rPr>
           <w:rStyle w:val="Strong"/>
@@ -3637,7 +2751,6 @@
         </w:rPr>
         <w:t>Vue</w:t>
       </w:r>
-      <w:proofErr w:type="spellEnd"/>
       <w:r>
         <w:rPr>
           <w:rFonts w:ascii="Arial" w:hAnsi="Arial" w:cs="Arial"/>
@@ -3658,23 +2771,7 @@
           <w:rFonts w:ascii="Arial" w:hAnsi="Arial" w:cs="Arial"/>
           <w:sz w:val="18"/>
         </w:rPr>
-        <w:t xml:space="preserve"> for operational workflows, refactoring brittle screens into </w:t>
-      </w:r>
-      <w:proofErr w:type="spellStart"/>
-      <w:r>
-        <w:rPr>
-          <w:rFonts w:ascii="Arial" w:hAnsi="Arial" w:cs="Arial"/>
-          <w:sz w:val="18"/>
-        </w:rPr>
-        <w:t>composable</w:t>
-      </w:r>
-      <w:proofErr w:type="spellEnd"/>
-      <w:r>
-        <w:rPr>
-          <w:rFonts w:ascii="Arial" w:hAnsi="Arial" w:cs="Arial"/>
-          <w:sz w:val="18"/>
-        </w:rPr>
-        <w:t xml:space="preserve"> components to unblock rapid feature delivery without UI coupling.</w:t>
+        <w:t xml:space="preserve"> for operational workflows, refactoring brittle screens into composable components to unblock rapid feature delivery without UI coupling.</w:t>
       </w:r>
     </w:p>
     <w:p>
@@ -3697,7 +2794,6 @@
         </w:rPr>
         <w:t xml:space="preserve">Built and evolved </w:t>
       </w:r>
-      <w:proofErr w:type="spellStart"/>
       <w:r>
         <w:rPr>
           <w:rStyle w:val="Strong"/>
@@ -3706,7 +2802,6 @@
         </w:rPr>
         <w:t>Symfony</w:t>
       </w:r>
-      <w:proofErr w:type="spellEnd"/>
       <w:r>
         <w:rPr>
           <w:rFonts w:ascii="Arial" w:hAnsi="Arial" w:cs="Arial"/>
@@ -3831,7 +2926,6 @@
         </w:rPr>
         <w:t xml:space="preserve"> and </w:t>
       </w:r>
-      <w:proofErr w:type="spellStart"/>
       <w:r>
         <w:rPr>
           <w:rStyle w:val="Strong"/>
@@ -3840,7 +2934,6 @@
         </w:rPr>
         <w:t>PostgreSQL</w:t>
       </w:r>
-      <w:proofErr w:type="spellEnd"/>
       <w:r>
         <w:rPr>
           <w:rFonts w:ascii="Arial" w:hAnsi="Arial" w:cs="Arial"/>
@@ -3914,7 +3007,6 @@
         </w:rPr>
         <w:t xml:space="preserve"> and </w:t>
       </w:r>
-      <w:proofErr w:type="spellStart"/>
       <w:r>
         <w:rPr>
           <w:rStyle w:val="Strong"/>
@@ -3923,7 +3015,6 @@
         </w:rPr>
         <w:t>RabbitMQ</w:t>
       </w:r>
-      <w:proofErr w:type="spellEnd"/>
       <w:r>
         <w:rPr>
           <w:rFonts w:ascii="Arial" w:hAnsi="Arial" w:cs="Arial"/>
@@ -3952,7 +3043,6 @@
         </w:rPr>
         <w:t xml:space="preserve">Improved read-heavy endpoints with </w:t>
       </w:r>
-      <w:proofErr w:type="spellStart"/>
       <w:r>
         <w:rPr>
           <w:rStyle w:val="Strong"/>
@@ -3961,7 +3051,6 @@
         </w:rPr>
         <w:t>Redis</w:t>
       </w:r>
-      <w:proofErr w:type="spellEnd"/>
       <w:r>
         <w:rPr>
           <w:rFonts w:ascii="Arial" w:hAnsi="Arial" w:cs="Arial"/>
@@ -4041,23 +3130,13 @@
         </w:rPr>
         <w:t xml:space="preserve">Added search capabilities using </w:t>
       </w:r>
-      <w:proofErr w:type="spellStart"/>
-      <w:r>
-        <w:rPr>
-          <w:rStyle w:val="Strong"/>
-          <w:rFonts w:ascii="Arial" w:hAnsi="Arial" w:cs="Arial"/>
-          <w:sz w:val="18"/>
-        </w:rPr>
-        <w:t>Elasticsearch</w:t>
-      </w:r>
-      <w:proofErr w:type="spellEnd"/>
-      <w:r>
-        <w:rPr>
-          <w:rStyle w:val="Strong"/>
-          <w:rFonts w:ascii="Arial" w:hAnsi="Arial" w:cs="Arial"/>
-          <w:sz w:val="18"/>
-        </w:rPr>
-        <w:t>/OpenSearch</w:t>
+      <w:r>
+        <w:rPr>
+          <w:rStyle w:val="Strong"/>
+          <w:rFonts w:ascii="Arial" w:hAnsi="Arial" w:cs="Arial"/>
+          <w:sz w:val="18"/>
+        </w:rPr>
+        <w:t>Elasticsearch/OpenSearch</w:t>
       </w:r>
       <w:r>
         <w:rPr>
@@ -4085,23 +3164,7 @@
           <w:rFonts w:ascii="Arial" w:hAnsi="Arial" w:cs="Arial"/>
           <w:sz w:val="18"/>
         </w:rPr>
-        <w:t xml:space="preserve">Strengthened </w:t>
-      </w:r>
-      <w:proofErr w:type="spellStart"/>
-      <w:r>
-        <w:rPr>
-          <w:rFonts w:ascii="Arial" w:hAnsi="Arial" w:cs="Arial"/>
-          <w:sz w:val="18"/>
-        </w:rPr>
-        <w:t>observability</w:t>
-      </w:r>
-      <w:proofErr w:type="spellEnd"/>
-      <w:r>
-        <w:rPr>
-          <w:rFonts w:ascii="Arial" w:hAnsi="Arial" w:cs="Arial"/>
-          <w:sz w:val="18"/>
-        </w:rPr>
-        <w:t xml:space="preserve"> by standardizing </w:t>
+        <w:t xml:space="preserve">Strengthened observability by standardizing </w:t>
       </w:r>
       <w:r>
         <w:rPr>
@@ -4139,40 +3202,14 @@
           <w:rFonts w:ascii="Arial" w:hAnsi="Arial" w:cs="Arial"/>
           <w:sz w:val="18"/>
         </w:rPr>
-        <w:t>Prometheus/</w:t>
-      </w:r>
-      <w:proofErr w:type="spellStart"/>
-      <w:r>
-        <w:rPr>
-          <w:rStyle w:val="Strong"/>
-          <w:rFonts w:ascii="Arial" w:hAnsi="Arial" w:cs="Arial"/>
-          <w:sz w:val="18"/>
-        </w:rPr>
-        <w:t>Grafana</w:t>
-      </w:r>
-      <w:proofErr w:type="spellEnd"/>
-      <w:r>
-        <w:rPr>
-          <w:rFonts w:ascii="Arial" w:hAnsi="Arial" w:cs="Arial"/>
-          <w:sz w:val="18"/>
-        </w:rPr>
-        <w:t xml:space="preserve">, making incident triage faster and less </w:t>
-      </w:r>
-      <w:proofErr w:type="spellStart"/>
-      <w:r>
-        <w:rPr>
-          <w:rFonts w:ascii="Arial" w:hAnsi="Arial" w:cs="Arial"/>
-          <w:sz w:val="18"/>
-        </w:rPr>
-        <w:t>guessy</w:t>
-      </w:r>
-      <w:proofErr w:type="spellEnd"/>
-      <w:r>
-        <w:rPr>
-          <w:rFonts w:ascii="Arial" w:hAnsi="Arial" w:cs="Arial"/>
-          <w:sz w:val="18"/>
-        </w:rPr>
-        <w:t>.</w:t>
+        <w:t>Prometheus/Grafana</w:t>
+      </w:r>
+      <w:r>
+        <w:rPr>
+          <w:rFonts w:ascii="Arial" w:hAnsi="Arial" w:cs="Arial"/>
+          <w:sz w:val="18"/>
+        </w:rPr>
+        <w:t>, making incident triage faster and less guessy.</w:t>
       </w:r>
     </w:p>
     <w:p>
@@ -4216,25 +3253,7 @@
           <w:rFonts w:ascii="Arial" w:hAnsi="Arial" w:cs="Arial"/>
           <w:sz w:val="18"/>
         </w:rPr>
-        <w:t>OAuth2/</w:t>
-      </w:r>
-      <w:proofErr w:type="spellStart"/>
-      <w:r>
-        <w:rPr>
-          <w:rStyle w:val="Strong"/>
-          <w:rFonts w:ascii="Arial" w:hAnsi="Arial" w:cs="Arial"/>
-          <w:sz w:val="18"/>
-        </w:rPr>
-        <w:t>OpenID</w:t>
-      </w:r>
-      <w:proofErr w:type="spellEnd"/>
-      <w:r>
-        <w:rPr>
-          <w:rStyle w:val="Strong"/>
-          <w:rFonts w:ascii="Arial" w:hAnsi="Arial" w:cs="Arial"/>
-          <w:sz w:val="18"/>
-        </w:rPr>
-        <w:t xml:space="preserve"> Connect</w:t>
+        <w:t>OAuth2/OpenID Connect</w:t>
       </w:r>
       <w:r>
         <w:rPr>
@@ -4309,23 +3328,13 @@
         </w:rPr>
         <w:t xml:space="preserve"> pipelines across </w:t>
       </w:r>
-      <w:proofErr w:type="spellStart"/>
-      <w:r>
-        <w:rPr>
-          <w:rStyle w:val="Strong"/>
-          <w:rFonts w:ascii="Arial" w:hAnsi="Arial" w:cs="Arial"/>
-          <w:sz w:val="18"/>
-        </w:rPr>
-        <w:t>GitHub</w:t>
-      </w:r>
-      <w:proofErr w:type="spellEnd"/>
-      <w:r>
-        <w:rPr>
-          <w:rStyle w:val="Strong"/>
-          <w:rFonts w:ascii="Arial" w:hAnsi="Arial" w:cs="Arial"/>
-          <w:sz w:val="18"/>
-        </w:rPr>
-        <w:t xml:space="preserve"> Actions</w:t>
+      <w:r>
+        <w:rPr>
+          <w:rStyle w:val="Strong"/>
+          <w:rFonts w:ascii="Arial" w:hAnsi="Arial" w:cs="Arial"/>
+          <w:sz w:val="18"/>
+        </w:rPr>
+        <w:t>GitHub Actions</w:t>
       </w:r>
       <w:r>
         <w:rPr>
@@ -4371,7 +3380,6 @@
         <w:lastRenderedPageBreak/>
         <w:t xml:space="preserve">Containerized services with </w:t>
       </w:r>
-      <w:proofErr w:type="spellStart"/>
       <w:r>
         <w:rPr>
           <w:rStyle w:val="Strong"/>
@@ -4380,7 +3388,6 @@
         </w:rPr>
         <w:t>Docker</w:t>
       </w:r>
-      <w:proofErr w:type="spellEnd"/>
       <w:r>
         <w:rPr>
           <w:rFonts w:ascii="Arial" w:hAnsi="Arial" w:cs="Arial"/>
@@ -4388,7 +3395,6 @@
         </w:rPr>
         <w:t xml:space="preserve"> and supported production-like environments on </w:t>
       </w:r>
-      <w:proofErr w:type="spellStart"/>
       <w:r>
         <w:rPr>
           <w:rStyle w:val="Strong"/>
@@ -4397,7 +3403,6 @@
         </w:rPr>
         <w:t>Kubernetes</w:t>
       </w:r>
-      <w:proofErr w:type="spellEnd"/>
       <w:r>
         <w:rPr>
           <w:rFonts w:ascii="Arial" w:hAnsi="Arial" w:cs="Arial"/>
@@ -4441,34 +3446,14 @@
         </w:rPr>
         <w:t xml:space="preserve">Contributed to infrastructure automation using </w:t>
       </w:r>
-      <w:proofErr w:type="spellStart"/>
-      <w:r>
-        <w:rPr>
-          <w:rStyle w:val="Strong"/>
-          <w:rFonts w:ascii="Arial" w:hAnsi="Arial" w:cs="Arial"/>
-          <w:sz w:val="18"/>
-        </w:rPr>
-        <w:t>Terraform</w:t>
-      </w:r>
-      <w:proofErr w:type="spellEnd"/>
-      <w:r>
-        <w:rPr>
-          <w:rStyle w:val="Strong"/>
-          <w:rFonts w:ascii="Arial" w:hAnsi="Arial" w:cs="Arial"/>
-          <w:sz w:val="18"/>
-        </w:rPr>
-        <w:t>/</w:t>
-      </w:r>
-      <w:proofErr w:type="spellStart"/>
-      <w:r>
-        <w:rPr>
-          <w:rStyle w:val="Strong"/>
-          <w:rFonts w:ascii="Arial" w:hAnsi="Arial" w:cs="Arial"/>
-          <w:sz w:val="18"/>
-        </w:rPr>
-        <w:t>CloudFormation</w:t>
-      </w:r>
-      <w:proofErr w:type="spellEnd"/>
+      <w:r>
+        <w:rPr>
+          <w:rStyle w:val="Strong"/>
+          <w:rFonts w:ascii="Arial" w:hAnsi="Arial" w:cs="Arial"/>
+          <w:sz w:val="18"/>
+        </w:rPr>
+        <w:t>Terraform/CloudFormation</w:t>
+      </w:r>
       <w:r>
         <w:rPr>
           <w:rFonts w:ascii="Arial" w:hAnsi="Arial" w:cs="Arial"/>
@@ -4506,7 +3491,6 @@
       </w:r>
     </w:p>
     <w:p>
-      <w:proofErr w:type="gramStart"/>
       <w:r>
         <w:rPr>
           <w:rFonts w:ascii="Arial" w:eastAsia="Arial" w:hAnsi="Arial" w:cs="Arial"/>
@@ -4514,17 +3498,7 @@
           <w:sz w:val="21"/>
           <w:szCs w:val="21"/>
         </w:rPr>
-        <w:t>Microsoft  |</w:t>
-      </w:r>
-      <w:proofErr w:type="gramEnd"/>
-      <w:r>
-        <w:rPr>
-          <w:rFonts w:ascii="Arial" w:eastAsia="Arial" w:hAnsi="Arial" w:cs="Arial"/>
-          <w:color w:val="555555"/>
-          <w:sz w:val="21"/>
-          <w:szCs w:val="21"/>
-        </w:rPr>
-        <w:t xml:space="preserve">  September 2014 - August 2015</w:t>
+        <w:t>Microsoft  |  September 2014 - August 2015</w:t>
       </w:r>
     </w:p>
     <w:p>
@@ -4545,23 +3519,7 @@
           <w:rFonts w:ascii="Arial" w:hAnsi="Arial" w:cs="Arial"/>
           <w:sz w:val="18"/>
         </w:rPr>
-        <w:t xml:space="preserve">Implemented UI enhancements with careful review discipline, shipping small, </w:t>
-      </w:r>
-      <w:proofErr w:type="gramStart"/>
-      <w:r>
-        <w:rPr>
-          <w:rFonts w:ascii="Arial" w:hAnsi="Arial" w:cs="Arial"/>
-          <w:sz w:val="18"/>
-        </w:rPr>
-        <w:t>low</w:t>
-      </w:r>
-      <w:proofErr w:type="gramEnd"/>
-      <w:r>
-        <w:rPr>
-          <w:rFonts w:ascii="Arial" w:hAnsi="Arial" w:cs="Arial"/>
-          <w:sz w:val="18"/>
-        </w:rPr>
-        <w:t>-risk increments through team quality gates.</w:t>
+        <w:t>Implemented UI enhancements with careful review discipline, shipping small, low-risk increments through team quality gates.</w:t>
       </w:r>
     </w:p>
     <w:p>
@@ -4842,25 +3800,7 @@
           <w:rFonts w:ascii="Arial" w:hAnsi="Arial" w:cs="Arial"/>
           <w:sz w:val="18"/>
         </w:rPr>
-        <w:t xml:space="preserve">Event-Driven Workflow Orchestrator (PHP </w:t>
-      </w:r>
-      <w:proofErr w:type="spellStart"/>
-      <w:r>
-        <w:rPr>
-          <w:rStyle w:val="Strong"/>
-          <w:rFonts w:ascii="Arial" w:hAnsi="Arial" w:cs="Arial"/>
-          <w:sz w:val="18"/>
-        </w:rPr>
-        <w:t>SaaS</w:t>
-      </w:r>
-      <w:proofErr w:type="spellEnd"/>
-      <w:r>
-        <w:rPr>
-          <w:rStyle w:val="Strong"/>
-          <w:rFonts w:ascii="Arial" w:hAnsi="Arial" w:cs="Arial"/>
-          <w:sz w:val="18"/>
-        </w:rPr>
-        <w:t xml:space="preserve"> Platform)</w:t>
+        <w:t>Event-Driven Workflow Orchestrator (PHP SaaS Platform)</w:t>
       </w:r>
     </w:p>
     <w:p>
@@ -4928,7 +3868,6 @@
         </w:rPr>
         <w:t xml:space="preserve">, and </w:t>
       </w:r>
-      <w:proofErr w:type="spellStart"/>
       <w:r>
         <w:rPr>
           <w:rStyle w:val="Strong"/>
@@ -4937,7 +3876,6 @@
         </w:rPr>
         <w:t>RabbitMQ</w:t>
       </w:r>
-      <w:proofErr w:type="spellEnd"/>
       <w:r>
         <w:rPr>
           <w:rFonts w:ascii="Arial" w:hAnsi="Arial" w:cs="Arial"/>
@@ -4996,7 +3934,6 @@
         </w:rPr>
         <w:t xml:space="preserve">Implemented </w:t>
       </w:r>
-      <w:proofErr w:type="spellStart"/>
       <w:r>
         <w:rPr>
           <w:rStyle w:val="Strong"/>
@@ -5005,7 +3942,6 @@
         </w:rPr>
         <w:t>idempotency</w:t>
       </w:r>
-      <w:proofErr w:type="spellEnd"/>
       <w:r>
         <w:rPr>
           <w:rFonts w:ascii="Arial" w:hAnsi="Arial" w:cs="Arial"/>
@@ -5064,7 +4000,6 @@
         </w:rPr>
         <w:t xml:space="preserve">Instrumented services with </w:t>
       </w:r>
-      <w:proofErr w:type="spellStart"/>
       <w:r>
         <w:rPr>
           <w:rStyle w:val="Strong"/>
@@ -5073,7 +4008,6 @@
         </w:rPr>
         <w:t>OpenTelemetry</w:t>
       </w:r>
-      <w:proofErr w:type="spellEnd"/>
       <w:r>
         <w:rPr>
           <w:rFonts w:ascii="Arial" w:hAnsi="Arial" w:cs="Arial"/>
@@ -5081,34 +4015,14 @@
         </w:rPr>
         <w:t xml:space="preserve"> and dashboards in </w:t>
       </w:r>
-      <w:proofErr w:type="spellStart"/>
-      <w:r>
-        <w:rPr>
-          <w:rStyle w:val="Strong"/>
-          <w:rFonts w:ascii="Arial" w:hAnsi="Arial" w:cs="Arial"/>
-          <w:sz w:val="18"/>
-        </w:rPr>
-        <w:t>Datadog</w:t>
-      </w:r>
-      <w:proofErr w:type="spellEnd"/>
-      <w:r>
-        <w:rPr>
-          <w:rStyle w:val="Strong"/>
-          <w:rFonts w:ascii="Arial" w:hAnsi="Arial" w:cs="Arial"/>
-          <w:sz w:val="18"/>
-        </w:rPr>
-        <w:t>/</w:t>
-      </w:r>
-      <w:proofErr w:type="spellStart"/>
-      <w:r>
-        <w:rPr>
-          <w:rStyle w:val="Strong"/>
-          <w:rFonts w:ascii="Arial" w:hAnsi="Arial" w:cs="Arial"/>
-          <w:sz w:val="18"/>
-        </w:rPr>
-        <w:t>Grafana</w:t>
-      </w:r>
-      <w:proofErr w:type="spellEnd"/>
+      <w:r>
+        <w:rPr>
+          <w:rStyle w:val="Strong"/>
+          <w:rFonts w:ascii="Arial" w:hAnsi="Arial" w:cs="Arial"/>
+          <w:sz w:val="18"/>
+        </w:rPr>
+        <w:t>Datadog/Grafana</w:t>
+      </w:r>
       <w:r>
         <w:rPr>
           <w:rFonts w:ascii="Arial" w:hAnsi="Arial" w:cs="Arial"/>
@@ -5131,7 +4045,6 @@
         </w:rPr>
         <w:t xml:space="preserve"> and alerts through </w:t>
       </w:r>
-      <w:proofErr w:type="spellStart"/>
       <w:r>
         <w:rPr>
           <w:rStyle w:val="Strong"/>
@@ -5140,7 +4053,6 @@
         </w:rPr>
         <w:t>CloudWatch</w:t>
       </w:r>
-      <w:proofErr w:type="spellEnd"/>
       <w:r>
         <w:rPr>
           <w:rFonts w:ascii="Arial" w:hAnsi="Arial" w:cs="Arial"/>
@@ -5202,46 +4114,20 @@
         </w:rPr>
         <w:t xml:space="preserve"> indexing workflows into </w:t>
       </w:r>
-      <w:proofErr w:type="spellStart"/>
-      <w:r>
-        <w:rPr>
-          <w:rStyle w:val="Strong"/>
-          <w:rFonts w:ascii="Arial" w:hAnsi="Arial" w:cs="Arial"/>
-          <w:sz w:val="18"/>
-        </w:rPr>
-        <w:t>Elasticsearch</w:t>
-      </w:r>
-      <w:proofErr w:type="spellEnd"/>
-      <w:r>
-        <w:rPr>
-          <w:rStyle w:val="Strong"/>
-          <w:rFonts w:ascii="Arial" w:hAnsi="Arial" w:cs="Arial"/>
-          <w:sz w:val="18"/>
-        </w:rPr>
-        <w:t>/OpenSearch</w:t>
-      </w:r>
-      <w:r>
-        <w:rPr>
-          <w:rFonts w:ascii="Arial" w:hAnsi="Arial" w:cs="Arial"/>
-          <w:sz w:val="18"/>
-        </w:rPr>
-        <w:t xml:space="preserve"> with safe </w:t>
-      </w:r>
-      <w:proofErr w:type="spellStart"/>
-      <w:r>
-        <w:rPr>
-          <w:rFonts w:ascii="Arial" w:hAnsi="Arial" w:cs="Arial"/>
-          <w:sz w:val="18"/>
-        </w:rPr>
-        <w:t>reindexing</w:t>
-      </w:r>
-      <w:proofErr w:type="spellEnd"/>
-      <w:r>
-        <w:rPr>
-          <w:rFonts w:ascii="Arial" w:hAnsi="Arial" w:cs="Arial"/>
-          <w:sz w:val="18"/>
-        </w:rPr>
-        <w:t xml:space="preserve"> strategies and backward-compatible </w:t>
+      <w:r>
+        <w:rPr>
+          <w:rStyle w:val="Strong"/>
+          <w:rFonts w:ascii="Arial" w:hAnsi="Arial" w:cs="Arial"/>
+          <w:sz w:val="18"/>
+        </w:rPr>
+        <w:t>Elasticsearch/OpenSearch</w:t>
+      </w:r>
+      <w:r>
+        <w:rPr>
+          <w:rFonts w:ascii="Arial" w:hAnsi="Arial" w:cs="Arial"/>
+          <w:sz w:val="18"/>
+        </w:rPr>
+        <w:t xml:space="preserve"> with safe reindexing strategies and backward-compatible </w:t>
       </w:r>
       <w:r>
         <w:rPr>
@@ -5309,7 +4195,6 @@
         </w:rPr>
         <w:t xml:space="preserve"> and </w:t>
       </w:r>
-      <w:proofErr w:type="spellStart"/>
       <w:r>
         <w:rPr>
           <w:rStyle w:val="Strong"/>
@@ -5318,7 +4203,6 @@
         </w:rPr>
         <w:t>BigQuery</w:t>
       </w:r>
-      <w:proofErr w:type="spellEnd"/>
       <w:r>
         <w:rPr>
           <w:rFonts w:ascii="Arial" w:hAnsi="Arial" w:cs="Arial"/>
@@ -5347,23 +4231,13 @@
         </w:rPr>
         <w:t xml:space="preserve">Optimized storage and retrieval using </w:t>
       </w:r>
-      <w:proofErr w:type="spellStart"/>
-      <w:r>
-        <w:rPr>
-          <w:rStyle w:val="Strong"/>
-          <w:rFonts w:ascii="Arial" w:hAnsi="Arial" w:cs="Arial"/>
-          <w:sz w:val="18"/>
-        </w:rPr>
-        <w:t>PostgreSQL</w:t>
-      </w:r>
-      <w:proofErr w:type="spellEnd"/>
-      <w:r>
-        <w:rPr>
-          <w:rStyle w:val="Strong"/>
-          <w:rFonts w:ascii="Arial" w:hAnsi="Arial" w:cs="Arial"/>
-          <w:sz w:val="18"/>
-        </w:rPr>
-        <w:t>/MySQL</w:t>
+      <w:r>
+        <w:rPr>
+          <w:rStyle w:val="Strong"/>
+          <w:rFonts w:ascii="Arial" w:hAnsi="Arial" w:cs="Arial"/>
+          <w:sz w:val="18"/>
+        </w:rPr>
+        <w:t>PostgreSQL/MySQL</w:t>
       </w:r>
       <w:r>
         <w:rPr>
@@ -5372,7 +4246,6 @@
         </w:rPr>
         <w:t xml:space="preserve"> and </w:t>
       </w:r>
-      <w:proofErr w:type="spellStart"/>
       <w:r>
         <w:rPr>
           <w:rStyle w:val="Strong"/>
@@ -5381,7 +4254,6 @@
         </w:rPr>
         <w:t>Redis</w:t>
       </w:r>
-      <w:proofErr w:type="spellEnd"/>
       <w:r>
         <w:rPr>
           <w:rFonts w:ascii="Arial" w:hAnsi="Arial" w:cs="Arial"/>
@@ -9311,7 +8183,7 @@
 </file>
 
 <file path=customXml/itemProps1.xml><?xml version="1.0" encoding="utf-8"?>
-<ds:datastoreItem xmlns:ds="http://schemas.openxmlformats.org/officeDocument/2006/customXml" ds:itemID="{AA2FE31A-FE1D-4794-861B-B7F1229B0FE3}">
+<ds:datastoreItem xmlns:ds="http://schemas.openxmlformats.org/officeDocument/2006/customXml" ds:itemID="{491BBBCA-FF2B-493B-834C-1CBACC65A3DA}">
   <ds:schemaRefs>
     <ds:schemaRef ds:uri="http://schemas.openxmlformats.org/officeDocument/2006/bibliography"/>
   </ds:schemaRefs>
